--- a/uploads/zalik.docx
+++ b/uploads/zalik.docx
@@ -71,14 +71,13 @@
             <w:pPr>
               <w:jc w:val="left"/>
               <w:rPr>
-                <w:sz w:val="24"/>
-                <w:szCs w:val="24"/>
-                <w:lang w:val="en-US"/>
-              </w:rPr>
-            </w:pPr>
-            <w:r>
-              <w:rPr>
-                <w:sz w:val="24"/>
+                <w:sz w:val="22"/>
+                <w:lang w:val="en-US"/>
+              </w:rPr>
+            </w:pPr>
+            <w:r>
+              <w:rPr>
+                <w:sz w:val="22"/>
                 <w:szCs w:val="24"/>
               </w:rPr>
               <w:t>{facultyName}</w:t>
@@ -103,15 +102,13 @@
             <w:pPr>
               <w:jc w:val="left"/>
               <w:rPr>
-                <w:sz w:val="24"/>
-                <w:szCs w:val="24"/>
-                <w:lang w:val="en-US"/>
-              </w:rPr>
-            </w:pPr>
-            <w:r>
-              <w:rPr>
-                <w:sz w:val="24"/>
-                <w:szCs w:val="24"/>
+                <w:sz w:val="22"/>
+                <w:lang w:val="en-US"/>
+              </w:rPr>
+            </w:pPr>
+            <w:r>
+              <w:rPr>
+                <w:sz w:val="22"/>
                 <w:lang w:val="en-US"/>
               </w:rPr>
               <w:t>Спеціальність</w:t>
@@ -132,15 +129,13 @@
             <w:pPr>
               <w:jc w:val="left"/>
               <w:rPr>
-                <w:sz w:val="24"/>
-                <w:szCs w:val="24"/>
-                <w:lang w:val="en-US"/>
-              </w:rPr>
-            </w:pPr>
-            <w:r>
-              <w:rPr>
-                <w:sz w:val="24"/>
-                <w:szCs w:val="24"/>
+                <w:sz w:val="22"/>
+                <w:lang w:val="en-US"/>
+              </w:rPr>
+            </w:pPr>
+            <w:r>
+              <w:rPr>
+                <w:sz w:val="22"/>
                 <w:lang w:val="en-US"/>
               </w:rPr>
               <w:t>{specialityName}</w:t>
@@ -162,14 +157,12 @@
             <w:pPr>
               <w:jc w:val="left"/>
               <w:rPr>
-                <w:sz w:val="24"/>
-                <w:szCs w:val="24"/>
-              </w:rPr>
-            </w:pPr>
-            <w:r>
-              <w:rPr>
-                <w:sz w:val="24"/>
-                <w:szCs w:val="24"/>
+                <w:sz w:val="22"/>
+              </w:rPr>
+            </w:pPr>
+            <w:r>
+              <w:rPr>
+                <w:sz w:val="22"/>
               </w:rPr>
               <w:t>Курс</w:t>
             </w:r>
@@ -188,14 +181,12 @@
             <w:pPr>
               <w:jc w:val="center"/>
               <w:rPr>
-                <w:sz w:val="24"/>
-                <w:szCs w:val="24"/>
-              </w:rPr>
-            </w:pPr>
-            <w:r>
-              <w:rPr>
-                <w:sz w:val="24"/>
-                <w:szCs w:val="24"/>
+                <w:sz w:val="22"/>
+              </w:rPr>
+            </w:pPr>
+            <w:r>
+              <w:rPr>
+                <w:sz w:val="22"/>
               </w:rPr>
               <w:t>{courseNumber}</w:t>
             </w:r>
@@ -210,14 +201,12 @@
             <w:pPr>
               <w:jc w:val="left"/>
               <w:rPr>
-                <w:sz w:val="24"/>
-                <w:szCs w:val="24"/>
-              </w:rPr>
-            </w:pPr>
-            <w:r>
-              <w:rPr>
-                <w:sz w:val="24"/>
-                <w:szCs w:val="24"/>
+                <w:sz w:val="22"/>
+              </w:rPr>
+            </w:pPr>
+            <w:r>
+              <w:rPr>
+                <w:sz w:val="22"/>
                 <w:lang w:val="en-US"/>
               </w:rPr>
               <w:t>Група</w:t>
@@ -237,14 +226,12 @@
             <w:pPr>
               <w:jc w:val="center"/>
               <w:rPr>
-                <w:sz w:val="24"/>
-                <w:szCs w:val="24"/>
-              </w:rPr>
-            </w:pPr>
-            <w:r>
-              <w:rPr>
-                <w:sz w:val="24"/>
-                <w:szCs w:val="24"/>
+                <w:sz w:val="22"/>
+              </w:rPr>
+            </w:pPr>
+            <w:r>
+              <w:rPr>
+                <w:sz w:val="22"/>
                 <w:lang w:val="en-US"/>
               </w:rPr>
               <w:t>{groupName}</w:t>
@@ -272,7 +259,7 @@
             </w:pPr>
             <w:r>
               <w:rPr>
-                <w:sz w:val="24"/>
+                <w:sz w:val="22"/>
                 <w:lang w:val="en-US"/>
               </w:rPr>
               <w:t>{studyYear} навчальний рік</w:t>
@@ -302,7 +289,8 @@
             <w:r>
               <w:rPr>
                 <w:b/>
-                <w:sz w:val="20"/>
+                <w:sz w:val="22"/>
+                <w:szCs w:val="24"/>
                 <w:lang w:val="ru-RU"/>
               </w:rPr>
               <w:t>ВІДОМІСТЬ ОБЛІКУ УСПІШНОСТІ №</w:t>
@@ -310,7 +298,8 @@
             <w:r>
               <w:rPr>
                 <w:b/>
-                <w:sz w:val="20"/>
+                <w:sz w:val="22"/>
+                <w:szCs w:val="24"/>
                 <w:lang w:val="en-US"/>
               </w:rPr>
               <w:t xml:space="preserve"> {order}</w:t>
@@ -414,12 +403,14 @@
               <w:rPr>
                 <w:b/>
                 <w:sz w:val="22"/>
-                <w:lang w:val="en-US"/>
-              </w:rPr>
-            </w:pPr>
-            <w:r>
-              <w:rPr>
-                <w:sz w:val="24"/>
+                <w:szCs w:val="20"/>
+                <w:lang w:val="en-US"/>
+              </w:rPr>
+            </w:pPr>
+            <w:r>
+              <w:rPr>
+                <w:sz w:val="22"/>
+                <w:szCs w:val="20"/>
               </w:rPr>
               <w:t>з</w:t>
             </w:r>
@@ -440,12 +431,14 @@
               <w:rPr>
                 <w:b/>
                 <w:sz w:val="22"/>
-                <w:lang w:val="en-US"/>
-              </w:rPr>
-            </w:pPr>
-            <w:r>
-              <w:rPr>
-                <w:sz w:val="24"/>
+                <w:szCs w:val="20"/>
+                <w:lang w:val="en-US"/>
+              </w:rPr>
+            </w:pPr>
+            <w:r>
+              <w:rPr>
+                <w:sz w:val="22"/>
+                <w:szCs w:val="20"/>
               </w:rPr>
               <w:t>{disciplineName}</w:t>
             </w:r>
@@ -513,14 +506,12 @@
             <w:pPr>
               <w:jc w:val="left"/>
               <w:rPr>
-                <w:sz w:val="24"/>
-                <w:szCs w:val="24"/>
-              </w:rPr>
-            </w:pPr>
-            <w:r>
-              <w:rPr>
-                <w:sz w:val="24"/>
-                <w:szCs w:val="24"/>
+                <w:sz w:val="22"/>
+              </w:rPr>
+            </w:pPr>
+            <w:r>
+              <w:rPr>
+                <w:sz w:val="22"/>
               </w:rPr>
               <w:t>за</w:t>
             </w:r>
@@ -539,14 +530,12 @@
             <w:pPr>
               <w:jc w:val="center"/>
               <w:rPr>
-                <w:sz w:val="24"/>
-                <w:szCs w:val="24"/>
-              </w:rPr>
-            </w:pPr>
-            <w:r>
-              <w:rPr>
-                <w:sz w:val="24"/>
-                <w:szCs w:val="24"/>
+                <w:sz w:val="22"/>
+              </w:rPr>
+            </w:pPr>
+            <w:r>
+              <w:rPr>
+                <w:sz w:val="22"/>
               </w:rPr>
               <w:t>{sN}-й</w:t>
             </w:r>
@@ -562,14 +551,12 @@
             <w:pPr>
               <w:jc w:val="left"/>
               <w:rPr>
-                <w:sz w:val="24"/>
-                <w:szCs w:val="24"/>
-              </w:rPr>
-            </w:pPr>
-            <w:r>
-              <w:rPr>
-                <w:sz w:val="24"/>
-                <w:szCs w:val="24"/>
+                <w:sz w:val="22"/>
+              </w:rPr>
+            </w:pPr>
+            <w:r>
+              <w:rPr>
+                <w:sz w:val="22"/>
               </w:rPr>
               <w:t>навчальний семестр</w:t>
             </w:r>
@@ -595,14 +582,12 @@
             <w:pPr>
               <w:jc w:val="left"/>
               <w:rPr>
-                <w:sz w:val="24"/>
-                <w:szCs w:val="24"/>
-              </w:rPr>
-            </w:pPr>
-            <w:r>
-              <w:rPr>
-                <w:sz w:val="24"/>
-                <w:szCs w:val="24"/>
+                <w:sz w:val="22"/>
+              </w:rPr>
+            </w:pPr>
+            <w:r>
+              <w:rPr>
+                <w:sz w:val="22"/>
               </w:rPr>
               <w:t>Форма семестрового контролю</w:t>
             </w:r>
@@ -621,14 +606,12 @@
             <w:pPr>
               <w:jc w:val="center"/>
               <w:rPr>
-                <w:sz w:val="24"/>
-                <w:szCs w:val="24"/>
-              </w:rPr>
-            </w:pPr>
-            <w:r>
-              <w:rPr>
-                <w:sz w:val="24"/>
-                <w:szCs w:val="24"/>
+                <w:sz w:val="22"/>
+              </w:rPr>
+            </w:pPr>
+            <w:r>
+              <w:rPr>
+                <w:sz w:val="22"/>
               </w:rPr>
               <w:t>{controlTypeName}</w:t>
             </w:r>
@@ -643,14 +626,12 @@
             <w:pPr>
               <w:jc w:val="left"/>
               <w:rPr>
-                <w:sz w:val="24"/>
-                <w:szCs w:val="24"/>
-              </w:rPr>
-            </w:pPr>
-            <w:r>
-              <w:rPr>
-                <w:sz w:val="24"/>
-                <w:szCs w:val="24"/>
+                <w:sz w:val="22"/>
+              </w:rPr>
+            </w:pPr>
+            <w:r>
+              <w:rPr>
+                <w:sz w:val="22"/>
               </w:rPr>
               <w:t>Загальна кількість годин</w:t>
             </w:r>
@@ -668,14 +649,12 @@
             <w:pPr>
               <w:jc w:val="center"/>
               <w:rPr>
-                <w:sz w:val="24"/>
-                <w:szCs w:val="24"/>
-              </w:rPr>
-            </w:pPr>
-            <w:r>
-              <w:rPr>
-                <w:sz w:val="24"/>
-                <w:szCs w:val="24"/>
+                <w:sz w:val="22"/>
+              </w:rPr>
+            </w:pPr>
+            <w:r>
+              <w:rPr>
+                <w:sz w:val="22"/>
               </w:rPr>
               <w:t>{h}</w:t>
             </w:r>
@@ -702,14 +681,12 @@
               <w:spacing w:before="120"/>
               <w:jc w:val="left"/>
               <w:rPr>
-                <w:sz w:val="24"/>
-                <w:szCs w:val="24"/>
-              </w:rPr>
-            </w:pPr>
-            <w:r>
-              <w:rPr>
-                <w:sz w:val="24"/>
-                <w:szCs w:val="24"/>
+                <w:sz w:val="22"/>
+              </w:rPr>
+            </w:pPr>
+            <w:r>
+              <w:rPr>
+                <w:sz w:val="22"/>
               </w:rPr>
               <w:t>Викладач</w:t>
             </w:r>
@@ -729,14 +706,12 @@
               <w:spacing w:before="120"/>
               <w:jc w:val="center"/>
               <w:rPr>
-                <w:sz w:val="24"/>
-                <w:szCs w:val="24"/>
-              </w:rPr>
-            </w:pPr>
-            <w:r>
-              <w:rPr>
-                <w:sz w:val="24"/>
-                <w:szCs w:val="24"/>
+                <w:sz w:val="22"/>
+              </w:rPr>
+            </w:pPr>
+            <w:r>
+              <w:rPr>
+                <w:sz w:val="22"/>
                 <w:lang w:val="en-US"/>
               </w:rPr>
               <w:t>{f}</w:t>
@@ -868,14 +843,12 @@
               <w:spacing w:before="120"/>
               <w:jc w:val="left"/>
               <w:rPr>
-                <w:sz w:val="24"/>
-                <w:szCs w:val="24"/>
-              </w:rPr>
-            </w:pPr>
-            <w:r>
-              <w:rPr>
-                <w:sz w:val="24"/>
-                <w:szCs w:val="24"/>
+                <w:sz w:val="22"/>
+              </w:rPr>
+            </w:pPr>
+            <w:r>
+              <w:rPr>
+                <w:sz w:val="22"/>
               </w:rPr>
               <w:t>Викладач</w:t>
             </w:r>
@@ -895,14 +868,12 @@
               <w:spacing w:before="120"/>
               <w:jc w:val="center"/>
               <w:rPr>
-                <w:sz w:val="24"/>
-                <w:szCs w:val="24"/>
-              </w:rPr>
-            </w:pPr>
-            <w:r>
-              <w:rPr>
-                <w:sz w:val="24"/>
-                <w:szCs w:val="24"/>
+                <w:sz w:val="22"/>
+              </w:rPr>
+            </w:pPr>
+            <w:r>
+              <w:rPr>
+                <w:sz w:val="22"/>
                 <w:lang w:val="en-US"/>
               </w:rPr>
               <w:t>{s}</w:t>
@@ -1556,16 +1527,14 @@
               <w:jc w:val="center"/>
               <w:rPr>
                 <w:b/>
-                <w:sz w:val="24"/>
-                <w:szCs w:val="24"/>
-                <w:lang w:val="en-US"/>
-              </w:rPr>
-            </w:pPr>
-            <w:r>
-              <w:rPr>
-                <w:b/>
-                <w:sz w:val="24"/>
-                <w:szCs w:val="24"/>
+                <w:sz w:val="22"/>
+                <w:lang w:val="en-US"/>
+              </w:rPr>
+            </w:pPr>
+            <w:r>
+              <w:rPr>
+                <w:b/>
+                <w:sz w:val="22"/>
                 <w:lang w:val="en-US"/>
               </w:rPr>
               <w:t>{dName}</w:t>
@@ -1691,15 +1660,13 @@
               <w:jc w:val="center"/>
               <w:rPr>
                 <w:b/>
-                <w:sz w:val="24"/>
-                <w:szCs w:val="24"/>
-              </w:rPr>
-            </w:pPr>
-            <w:r>
-              <w:rPr>
-                <w:b/>
-                <w:sz w:val="24"/>
-                <w:szCs w:val="24"/>
+                <w:sz w:val="22"/>
+              </w:rPr>
+            </w:pPr>
+            <w:r>
+              <w:rPr>
+                <w:b/>
+                <w:sz w:val="22"/>
               </w:rPr>
               <w:t>Підсумки складання заліку</w:t>
             </w:r>
@@ -1720,15 +1687,13 @@
               <w:jc w:val="center"/>
               <w:rPr>
                 <w:b/>
-                <w:sz w:val="20"/>
-                <w:szCs w:val="20"/>
-              </w:rPr>
-            </w:pPr>
-            <w:r>
-              <w:rPr>
-                <w:b/>
-                <w:sz w:val="20"/>
-                <w:szCs w:val="20"/>
+                <w:sz w:val="22"/>
+              </w:rPr>
+            </w:pPr>
+            <w:r>
+              <w:rPr>
+                <w:b/>
+                <w:sz w:val="22"/>
               </w:rPr>
               <w:t>ВСЬОГО ОЦІНОК</w:t>
             </w:r>
@@ -1744,15 +1709,13 @@
               <w:jc w:val="center"/>
               <w:rPr>
                 <w:b/>
-                <w:sz w:val="20"/>
-                <w:szCs w:val="20"/>
-              </w:rPr>
-            </w:pPr>
-            <w:r>
-              <w:rPr>
-                <w:b/>
-                <w:sz w:val="20"/>
-                <w:szCs w:val="20"/>
+                <w:sz w:val="22"/>
+              </w:rPr>
+            </w:pPr>
+            <w:r>
+              <w:rPr>
+                <w:b/>
+                <w:sz w:val="22"/>
               </w:rPr>
               <w:t>СУМА БАЛІВ</w:t>
             </w:r>
@@ -1768,24 +1731,21 @@
               <w:jc w:val="center"/>
               <w:rPr>
                 <w:b/>
-                <w:sz w:val="20"/>
-                <w:szCs w:val="20"/>
-                <w:lang w:val="en-US"/>
-              </w:rPr>
-            </w:pPr>
-            <w:r>
-              <w:rPr>
-                <w:b/>
-                <w:sz w:val="20"/>
-                <w:szCs w:val="20"/>
+                <w:sz w:val="22"/>
+                <w:lang w:val="en-US"/>
+              </w:rPr>
+            </w:pPr>
+            <w:r>
+              <w:rPr>
+                <w:b/>
+                <w:sz w:val="22"/>
               </w:rPr>
               <w:t xml:space="preserve">ОЦІНКА </w:t>
             </w:r>
             <w:r>
               <w:rPr>
                 <w:b/>
-                <w:sz w:val="20"/>
-                <w:szCs w:val="20"/>
+                <w:sz w:val="22"/>
                 <w:lang w:val="en-US"/>
               </w:rPr>
               <w:t>ECTS</w:t>
@@ -1802,15 +1762,13 @@
               <w:jc w:val="center"/>
               <w:rPr>
                 <w:b/>
-                <w:sz w:val="20"/>
-                <w:szCs w:val="20"/>
-              </w:rPr>
-            </w:pPr>
-            <w:r>
-              <w:rPr>
-                <w:b/>
-                <w:sz w:val="20"/>
-                <w:szCs w:val="20"/>
+                <w:sz w:val="22"/>
+              </w:rPr>
+            </w:pPr>
+            <w:r>
+              <w:rPr>
+                <w:b/>
+                <w:sz w:val="22"/>
               </w:rPr>
               <w:t>ОЦІНКА ЗА НАЦІОНАЛЬНОЮ ШКАЛОЮ</w:t>
             </w:r>
@@ -1826,15 +1784,13 @@
             <w:pPr>
               <w:jc w:val="center"/>
               <w:rPr>
-                <w:sz w:val="20"/>
-                <w:szCs w:val="20"/>
-                <w:lang w:val="en-US"/>
-              </w:rPr>
-            </w:pPr>
-            <w:r>
-              <w:rPr>
-                <w:sz w:val="20"/>
-                <w:szCs w:val="20"/>
+                <w:sz w:val="22"/>
+                <w:lang w:val="en-US"/>
+              </w:rPr>
+            </w:pPr>
+            <w:r>
+              <w:rPr>
+                <w:sz w:val="22"/>
                 <w:lang w:val="en-US"/>
               </w:rPr>
               <w:t>{A}</w:t>
@@ -1851,16 +1807,8 @@
               <w:pStyle w:val="TableParagraph"/>
               <w:spacing w:line="263" w:lineRule="exact"/>
               <w:jc w:val="center"/>
-              <w:rPr>
-                <w:sz w:val="20"/>
-                <w:szCs w:val="20"/>
-              </w:rPr>
-            </w:pPr>
-            <w:r>
-              <w:rPr>
-                <w:sz w:val="20"/>
-                <w:szCs w:val="20"/>
-              </w:rPr>
+            </w:pPr>
+            <w:r>
               <w:t>90-100</w:t>
             </w:r>
           </w:p>
@@ -1876,16 +1824,10 @@
               <w:spacing w:line="263" w:lineRule="exact"/>
               <w:ind w:left="27"/>
               <w:jc w:val="center"/>
-              <w:rPr>
-                <w:sz w:val="20"/>
-                <w:szCs w:val="20"/>
-              </w:rPr>
             </w:pPr>
             <w:r>
               <w:rPr>
                 <w:w w:val="99"/>
-                <w:sz w:val="20"/>
-                <w:szCs w:val="20"/>
               </w:rPr>
               <w:t>А</w:t>
             </w:r>
@@ -1901,15 +1843,13 @@
             <w:pPr>
               <w:jc w:val="center"/>
               <w:rPr>
-                <w:sz w:val="20"/>
-                <w:szCs w:val="20"/>
-              </w:rPr>
-            </w:pPr>
-            <w:r>
-              <w:rPr>
-                <w:b/>
-                <w:sz w:val="20"/>
-                <w:szCs w:val="20"/>
+                <w:sz w:val="22"/>
+              </w:rPr>
+            </w:pPr>
+            <w:r>
+              <w:rPr>
+                <w:b/>
+                <w:sz w:val="22"/>
               </w:rPr>
               <w:t>зараховано</w:t>
             </w:r>
@@ -1925,15 +1865,13 @@
             <w:pPr>
               <w:jc w:val="center"/>
               <w:rPr>
-                <w:sz w:val="20"/>
-                <w:szCs w:val="20"/>
-                <w:lang w:val="en-US"/>
-              </w:rPr>
-            </w:pPr>
-            <w:r>
-              <w:rPr>
-                <w:sz w:val="20"/>
-                <w:szCs w:val="20"/>
+                <w:sz w:val="22"/>
+                <w:lang w:val="en-US"/>
+              </w:rPr>
+            </w:pPr>
+            <w:r>
+              <w:rPr>
+                <w:sz w:val="22"/>
                 <w:lang w:val="en-US"/>
               </w:rPr>
               <w:t>{B}</w:t>
@@ -1950,16 +1888,8 @@
               <w:pStyle w:val="TableParagraph"/>
               <w:spacing w:line="260" w:lineRule="exact"/>
               <w:jc w:val="center"/>
-              <w:rPr>
-                <w:sz w:val="20"/>
-                <w:szCs w:val="20"/>
-              </w:rPr>
-            </w:pPr>
-            <w:r>
-              <w:rPr>
-                <w:sz w:val="20"/>
-                <w:szCs w:val="20"/>
-              </w:rPr>
+            </w:pPr>
+            <w:r>
               <w:t>82-89</w:t>
             </w:r>
           </w:p>
@@ -1975,16 +1905,10 @@
               <w:spacing w:line="260" w:lineRule="exact"/>
               <w:ind w:left="33"/>
               <w:jc w:val="center"/>
-              <w:rPr>
-                <w:sz w:val="20"/>
-                <w:szCs w:val="20"/>
-              </w:rPr>
             </w:pPr>
             <w:r>
               <w:rPr>
                 <w:w w:val="99"/>
-                <w:sz w:val="20"/>
-                <w:szCs w:val="20"/>
               </w:rPr>
               <w:t>B</w:t>
             </w:r>
@@ -2000,8 +1924,7 @@
             <w:pPr>
               <w:jc w:val="center"/>
               <w:rPr>
-                <w:sz w:val="20"/>
-                <w:szCs w:val="20"/>
+                <w:sz w:val="22"/>
               </w:rPr>
             </w:pPr>
           </w:p>
@@ -2016,15 +1939,13 @@
             <w:pPr>
               <w:jc w:val="center"/>
               <w:rPr>
-                <w:sz w:val="20"/>
-                <w:szCs w:val="20"/>
-                <w:lang w:val="en-US"/>
-              </w:rPr>
-            </w:pPr>
-            <w:r>
-              <w:rPr>
-                <w:sz w:val="20"/>
-                <w:szCs w:val="20"/>
+                <w:sz w:val="22"/>
+                <w:lang w:val="en-US"/>
+              </w:rPr>
+            </w:pPr>
+            <w:r>
+              <w:rPr>
+                <w:sz w:val="22"/>
                 <w:lang w:val="en-US"/>
               </w:rPr>
               <w:t>{C}</w:t>
@@ -2041,16 +1962,8 @@
               <w:pStyle w:val="TableParagraph"/>
               <w:spacing w:line="265" w:lineRule="exact"/>
               <w:jc w:val="center"/>
-              <w:rPr>
-                <w:sz w:val="20"/>
-                <w:szCs w:val="20"/>
-              </w:rPr>
-            </w:pPr>
-            <w:r>
-              <w:rPr>
-                <w:sz w:val="20"/>
-                <w:szCs w:val="20"/>
-              </w:rPr>
+            </w:pPr>
+            <w:r>
               <w:t>74-81</w:t>
             </w:r>
           </w:p>
@@ -2066,16 +1979,10 @@
               <w:spacing w:line="265" w:lineRule="exact"/>
               <w:ind w:left="28"/>
               <w:jc w:val="center"/>
-              <w:rPr>
-                <w:sz w:val="20"/>
-                <w:szCs w:val="20"/>
-              </w:rPr>
             </w:pPr>
             <w:r>
               <w:rPr>
                 <w:w w:val="99"/>
-                <w:sz w:val="20"/>
-                <w:szCs w:val="20"/>
               </w:rPr>
               <w:t>C</w:t>
             </w:r>
@@ -2091,8 +1998,7 @@
             <w:pPr>
               <w:jc w:val="center"/>
               <w:rPr>
-                <w:sz w:val="20"/>
-                <w:szCs w:val="20"/>
+                <w:sz w:val="22"/>
               </w:rPr>
             </w:pPr>
           </w:p>
@@ -2107,15 +2013,13 @@
             <w:pPr>
               <w:jc w:val="center"/>
               <w:rPr>
-                <w:sz w:val="20"/>
-                <w:szCs w:val="20"/>
-                <w:lang w:val="en-US"/>
-              </w:rPr>
-            </w:pPr>
-            <w:r>
-              <w:rPr>
-                <w:sz w:val="20"/>
-                <w:szCs w:val="20"/>
+                <w:sz w:val="22"/>
+                <w:lang w:val="en-US"/>
+              </w:rPr>
+            </w:pPr>
+            <w:r>
+              <w:rPr>
+                <w:sz w:val="22"/>
                 <w:lang w:val="en-US"/>
               </w:rPr>
               <w:t>{D}</w:t>
@@ -2132,16 +2036,8 @@
               <w:pStyle w:val="TableParagraph"/>
               <w:spacing w:before="6" w:line="269" w:lineRule="exact"/>
               <w:jc w:val="center"/>
-              <w:rPr>
-                <w:sz w:val="20"/>
-                <w:szCs w:val="20"/>
-              </w:rPr>
-            </w:pPr>
-            <w:r>
-              <w:rPr>
-                <w:sz w:val="20"/>
-                <w:szCs w:val="20"/>
-              </w:rPr>
+            </w:pPr>
+            <w:r>
               <w:t>64-73</w:t>
             </w:r>
           </w:p>
@@ -2157,16 +2053,10 @@
               <w:spacing w:before="6" w:line="269" w:lineRule="exact"/>
               <w:ind w:left="27"/>
               <w:jc w:val="center"/>
-              <w:rPr>
-                <w:sz w:val="20"/>
-                <w:szCs w:val="20"/>
-              </w:rPr>
             </w:pPr>
             <w:r>
               <w:rPr>
                 <w:w w:val="99"/>
-                <w:sz w:val="20"/>
-                <w:szCs w:val="20"/>
               </w:rPr>
               <w:t>D</w:t>
             </w:r>
@@ -2182,8 +2072,7 @@
             <w:pPr>
               <w:jc w:val="center"/>
               <w:rPr>
-                <w:sz w:val="20"/>
-                <w:szCs w:val="20"/>
+                <w:sz w:val="22"/>
               </w:rPr>
             </w:pPr>
           </w:p>
@@ -2198,15 +2087,13 @@
             <w:pPr>
               <w:jc w:val="center"/>
               <w:rPr>
-                <w:sz w:val="20"/>
-                <w:szCs w:val="20"/>
-                <w:lang w:val="en-US"/>
-              </w:rPr>
-            </w:pPr>
-            <w:r>
-              <w:rPr>
-                <w:sz w:val="20"/>
-                <w:szCs w:val="20"/>
+                <w:sz w:val="22"/>
+                <w:lang w:val="en-US"/>
+              </w:rPr>
+            </w:pPr>
+            <w:r>
+              <w:rPr>
+                <w:sz w:val="22"/>
                 <w:lang w:val="en-US"/>
               </w:rPr>
               <w:t>{E}</w:t>
@@ -2223,16 +2110,8 @@
               <w:pStyle w:val="TableParagraph"/>
               <w:spacing w:line="267" w:lineRule="exact"/>
               <w:jc w:val="center"/>
-              <w:rPr>
-                <w:sz w:val="20"/>
-                <w:szCs w:val="20"/>
-              </w:rPr>
-            </w:pPr>
-            <w:r>
-              <w:rPr>
-                <w:sz w:val="20"/>
-                <w:szCs w:val="20"/>
-              </w:rPr>
+            </w:pPr>
+            <w:r>
               <w:t>60-63</w:t>
             </w:r>
           </w:p>
@@ -2248,16 +2127,10 @@
               <w:spacing w:line="267" w:lineRule="exact"/>
               <w:ind w:left="29"/>
               <w:jc w:val="center"/>
-              <w:rPr>
-                <w:sz w:val="20"/>
-                <w:szCs w:val="20"/>
-              </w:rPr>
             </w:pPr>
             <w:r>
               <w:rPr>
                 <w:w w:val="99"/>
-                <w:sz w:val="20"/>
-                <w:szCs w:val="20"/>
               </w:rPr>
               <w:t>E</w:t>
             </w:r>
@@ -2273,8 +2146,7 @@
             <w:pPr>
               <w:jc w:val="center"/>
               <w:rPr>
-                <w:sz w:val="20"/>
-                <w:szCs w:val="20"/>
+                <w:sz w:val="22"/>
               </w:rPr>
             </w:pPr>
           </w:p>
@@ -2289,15 +2161,13 @@
             <w:pPr>
               <w:jc w:val="center"/>
               <w:rPr>
-                <w:sz w:val="20"/>
-                <w:szCs w:val="20"/>
-                <w:lang w:val="en-US"/>
-              </w:rPr>
-            </w:pPr>
-            <w:r>
-              <w:rPr>
-                <w:sz w:val="20"/>
-                <w:szCs w:val="20"/>
+                <w:sz w:val="22"/>
+                <w:lang w:val="en-US"/>
+              </w:rPr>
+            </w:pPr>
+            <w:r>
+              <w:rPr>
+                <w:sz w:val="22"/>
                 <w:lang w:val="en-US"/>
               </w:rPr>
               <w:t>{Fx}</w:t>
@@ -2314,16 +2184,8 @@
               <w:pStyle w:val="TableParagraph"/>
               <w:spacing w:before="6" w:line="269" w:lineRule="exact"/>
               <w:jc w:val="center"/>
-              <w:rPr>
-                <w:sz w:val="20"/>
-                <w:szCs w:val="20"/>
-              </w:rPr>
-            </w:pPr>
-            <w:r>
-              <w:rPr>
-                <w:sz w:val="20"/>
-                <w:szCs w:val="20"/>
-              </w:rPr>
+            </w:pPr>
+            <w:r>
               <w:t>35-59</w:t>
             </w:r>
           </w:p>
@@ -2338,16 +2200,8 @@
               <w:pStyle w:val="TableParagraph"/>
               <w:spacing w:before="6" w:line="269" w:lineRule="exact"/>
               <w:jc w:val="center"/>
-              <w:rPr>
-                <w:sz w:val="20"/>
-                <w:szCs w:val="20"/>
-              </w:rPr>
-            </w:pPr>
-            <w:r>
-              <w:rPr>
-                <w:sz w:val="20"/>
-                <w:szCs w:val="20"/>
-              </w:rPr>
+            </w:pPr>
+            <w:r>
               <w:t>FX</w:t>
             </w:r>
           </w:p>
@@ -2362,15 +2216,13 @@
             <w:pPr>
               <w:jc w:val="center"/>
               <w:rPr>
-                <w:sz w:val="20"/>
-                <w:szCs w:val="20"/>
-              </w:rPr>
-            </w:pPr>
-            <w:r>
-              <w:rPr>
-                <w:b/>
-                <w:sz w:val="20"/>
-                <w:szCs w:val="20"/>
+                <w:sz w:val="22"/>
+              </w:rPr>
+            </w:pPr>
+            <w:r>
+              <w:rPr>
+                <w:b/>
+                <w:sz w:val="22"/>
               </w:rPr>
               <w:t>незараховано</w:t>
             </w:r>
@@ -2386,15 +2238,13 @@
             <w:pPr>
               <w:jc w:val="center"/>
               <w:rPr>
-                <w:sz w:val="20"/>
-                <w:szCs w:val="20"/>
-                <w:lang w:val="en-US"/>
-              </w:rPr>
-            </w:pPr>
-            <w:r>
-              <w:rPr>
-                <w:sz w:val="20"/>
-                <w:szCs w:val="20"/>
+                <w:sz w:val="22"/>
+                <w:lang w:val="en-US"/>
+              </w:rPr>
+            </w:pPr>
+            <w:r>
+              <w:rPr>
+                <w:sz w:val="22"/>
                 <w:lang w:val="en-US"/>
               </w:rPr>
               <w:t>{F}</w:t>
@@ -2411,16 +2261,8 @@
               <w:spacing w:line="264" w:lineRule="exact"/>
               <w:ind w:right="57"/>
               <w:jc w:val="center"/>
-              <w:rPr>
-                <w:sz w:val="20"/>
-                <w:szCs w:val="20"/>
-              </w:rPr>
-            </w:pPr>
-            <w:r>
-              <w:rPr>
-                <w:sz w:val="20"/>
-                <w:szCs w:val="20"/>
-              </w:rPr>
+            </w:pPr>
+            <w:r>
               <w:t>1-34</w:t>
             </w:r>
           </w:p>
@@ -2436,16 +2278,10 @@
               <w:spacing w:line="264" w:lineRule="exact"/>
               <w:ind w:left="31"/>
               <w:jc w:val="center"/>
-              <w:rPr>
-                <w:sz w:val="20"/>
-                <w:szCs w:val="20"/>
-              </w:rPr>
             </w:pPr>
             <w:r>
               <w:rPr>
                 <w:w w:val="99"/>
-                <w:sz w:val="20"/>
-                <w:szCs w:val="20"/>
               </w:rPr>
               <w:t>F</w:t>
             </w:r>
@@ -2459,8 +2295,7 @@
           <w:p>
             <w:pPr>
               <w:rPr>
-                <w:sz w:val="20"/>
-                <w:szCs w:val="20"/>
+                <w:sz w:val="22"/>
               </w:rPr>
             </w:pPr>
           </w:p>
@@ -2787,6 +2622,7 @@
     <w:lsdException w:name="HTML Sample" w:semiHidden="1" w:unhideWhenUsed="1"/>
     <w:lsdException w:name="HTML Typewriter" w:semiHidden="1" w:unhideWhenUsed="1"/>
     <w:lsdException w:name="HTML Variable" w:semiHidden="1" w:unhideWhenUsed="1"/>
+    <w:lsdException w:name="Normal Table" w:semiHidden="1" w:unhideWhenUsed="1"/>
     <w:lsdException w:name="annotation subject" w:semiHidden="1" w:unhideWhenUsed="1"/>
     <w:lsdException w:name="No List" w:semiHidden="1" w:unhideWhenUsed="1"/>
     <w:lsdException w:name="Outline List 1" w:semiHidden="1" w:unhideWhenUsed="1"/>
@@ -2829,8 +2665,11 @@
     <w:lsdException w:name="Table Contemporary" w:semiHidden="1" w:unhideWhenUsed="1"/>
     <w:lsdException w:name="Table Elegant" w:semiHidden="1" w:unhideWhenUsed="1"/>
     <w:lsdException w:name="Table Professional" w:semiHidden="1" w:unhideWhenUsed="1"/>
+    <w:lsdException w:name="Table Subtle 1" w:semiHidden="1" w:unhideWhenUsed="1"/>
     <w:lsdException w:name="Table Subtle 2" w:semiHidden="1" w:unhideWhenUsed="1"/>
     <w:lsdException w:name="Table Web 1" w:semiHidden="1" w:unhideWhenUsed="1"/>
+    <w:lsdException w:name="Table Web 2" w:semiHidden="1" w:unhideWhenUsed="1"/>
+    <w:lsdException w:name="Table Web 3" w:semiHidden="1" w:unhideWhenUsed="1"/>
     <w:lsdException w:name="Balloon Text" w:semiHidden="1" w:unhideWhenUsed="1"/>
     <w:lsdException w:name="Table Grid" w:uiPriority="39"/>
     <w:lsdException w:name="Table Theme" w:semiHidden="1" w:unhideWhenUsed="1"/>

--- a/uploads/zalik.docx
+++ b/uploads/zalik.docx
@@ -80,7 +80,23 @@
                 <w:sz w:val="22"/>
                 <w:szCs w:val="24"/>
               </w:rPr>
-              <w:t>{facultyName}</w:t>
+              <w:t>{</w:t>
+            </w:r>
+            <w:proofErr w:type="spellStart"/>
+            <w:r>
+              <w:rPr>
+                <w:sz w:val="22"/>
+                <w:szCs w:val="24"/>
+              </w:rPr>
+              <w:t>facultyName</w:t>
+            </w:r>
+            <w:proofErr w:type="spellEnd"/>
+            <w:r>
+              <w:rPr>
+                <w:sz w:val="22"/>
+                <w:szCs w:val="24"/>
+              </w:rPr>
+              <w:t>}</w:t>
             </w:r>
           </w:p>
         </w:tc>
@@ -106,6 +122,7 @@
                 <w:lang w:val="en-US"/>
               </w:rPr>
             </w:pPr>
+            <w:proofErr w:type="spellStart"/>
             <w:r>
               <w:rPr>
                 <w:sz w:val="22"/>
@@ -113,6 +130,7 @@
               </w:rPr>
               <w:t>Спеціальність</w:t>
             </w:r>
+            <w:proofErr w:type="spellEnd"/>
           </w:p>
         </w:tc>
         <w:tc>
@@ -138,7 +156,23 @@
                 <w:sz w:val="22"/>
                 <w:lang w:val="en-US"/>
               </w:rPr>
-              <w:t>{specialityName}</w:t>
+              <w:t>{</w:t>
+            </w:r>
+            <w:proofErr w:type="spellStart"/>
+            <w:r>
+              <w:rPr>
+                <w:sz w:val="22"/>
+                <w:lang w:val="en-US"/>
+              </w:rPr>
+              <w:t>specialityName</w:t>
+            </w:r>
+            <w:proofErr w:type="spellEnd"/>
+            <w:r>
+              <w:rPr>
+                <w:sz w:val="22"/>
+                <w:lang w:val="en-US"/>
+              </w:rPr>
+              <w:t>}</w:t>
             </w:r>
           </w:p>
         </w:tc>
@@ -188,7 +222,21 @@
               <w:rPr>
                 <w:sz w:val="22"/>
               </w:rPr>
-              <w:t>{courseNumber}</w:t>
+              <w:t>{</w:t>
+            </w:r>
+            <w:proofErr w:type="spellStart"/>
+            <w:r>
+              <w:rPr>
+                <w:sz w:val="22"/>
+              </w:rPr>
+              <w:t>courseNumber</w:t>
+            </w:r>
+            <w:proofErr w:type="spellEnd"/>
+            <w:r>
+              <w:rPr>
+                <w:sz w:val="22"/>
+              </w:rPr>
+              <w:t>}</w:t>
             </w:r>
           </w:p>
         </w:tc>
@@ -204,6 +252,7 @@
                 <w:sz w:val="22"/>
               </w:rPr>
             </w:pPr>
+            <w:proofErr w:type="spellStart"/>
             <w:r>
               <w:rPr>
                 <w:sz w:val="22"/>
@@ -211,6 +260,7 @@
               </w:rPr>
               <w:t>Група</w:t>
             </w:r>
+            <w:proofErr w:type="spellEnd"/>
           </w:p>
         </w:tc>
         <w:tc>
@@ -234,7 +284,23 @@
                 <w:sz w:val="22"/>
                 <w:lang w:val="en-US"/>
               </w:rPr>
-              <w:t>{groupName}</w:t>
+              <w:t>{</w:t>
+            </w:r>
+            <w:proofErr w:type="spellStart"/>
+            <w:r>
+              <w:rPr>
+                <w:sz w:val="22"/>
+                <w:lang w:val="en-US"/>
+              </w:rPr>
+              <w:t>groupName</w:t>
+            </w:r>
+            <w:proofErr w:type="spellEnd"/>
+            <w:r>
+              <w:rPr>
+                <w:sz w:val="22"/>
+                <w:lang w:val="en-US"/>
+              </w:rPr>
+              <w:t>}</w:t>
             </w:r>
           </w:p>
         </w:tc>
@@ -262,8 +328,49 @@
                 <w:sz w:val="22"/>
                 <w:lang w:val="en-US"/>
               </w:rPr>
-              <w:t>{studyYear} навчальний рік</w:t>
-            </w:r>
+              <w:t>{</w:t>
+            </w:r>
+            <w:proofErr w:type="spellStart"/>
+            <w:r>
+              <w:rPr>
+                <w:sz w:val="22"/>
+                <w:lang w:val="en-US"/>
+              </w:rPr>
+              <w:t>studyYear</w:t>
+            </w:r>
+            <w:proofErr w:type="spellEnd"/>
+            <w:r>
+              <w:rPr>
+                <w:sz w:val="22"/>
+                <w:lang w:val="en-US"/>
+              </w:rPr>
+              <w:t xml:space="preserve">} </w:t>
+            </w:r>
+            <w:proofErr w:type="spellStart"/>
+            <w:r>
+              <w:rPr>
+                <w:sz w:val="22"/>
+                <w:lang w:val="en-US"/>
+              </w:rPr>
+              <w:t>навчальний</w:t>
+            </w:r>
+            <w:proofErr w:type="spellEnd"/>
+            <w:r>
+              <w:rPr>
+                <w:sz w:val="22"/>
+                <w:lang w:val="en-US"/>
+              </w:rPr>
+              <w:t xml:space="preserve"> </w:t>
+            </w:r>
+            <w:proofErr w:type="spellStart"/>
+            <w:r>
+              <w:rPr>
+                <w:sz w:val="22"/>
+                <w:lang w:val="en-US"/>
+              </w:rPr>
+              <w:t>рік</w:t>
+            </w:r>
+            <w:proofErr w:type="spellEnd"/>
           </w:p>
         </w:tc>
       </w:tr>
@@ -302,7 +409,16 @@
                 <w:szCs w:val="24"/>
                 <w:lang w:val="en-US"/>
               </w:rPr>
-              <w:t xml:space="preserve"> {order}</w:t>
+              <w:t xml:space="preserve"> </w:t>
+            </w:r>
+            <w:r>
+              <w:rPr>
+                <w:b/>
+                <w:sz w:val="22"/>
+                <w:szCs w:val="24"/>
+                <w:lang w:val="en-US"/>
+              </w:rPr>
+              <w:t>{order}</w:t>
             </w:r>
           </w:p>
         </w:tc>
@@ -332,7 +448,7 @@
                 <w:sz w:val="22"/>
                 <w:lang w:val="en-US"/>
               </w:rPr>
-              <w:t>"</w:t>
+              <w:t xml:space="preserve">"{day}" </w:t>
             </w:r>
             <w:r>
               <w:rPr>
@@ -341,50 +457,18 @@
                 <w:u w:val="single"/>
                 <w:lang w:val="en-US"/>
               </w:rPr>
-              <w:t>{day}</w:t>
-            </w:r>
-            <w:r>
-              <w:rPr>
-                <w:b/>
-                <w:sz w:val="22"/>
-                <w:lang w:val="en-US"/>
-              </w:rPr>
-              <w:t xml:space="preserve">" </w:t>
-            </w:r>
-            <w:r>
-              <w:rPr>
-                <w:b/>
-                <w:sz w:val="22"/>
-                <w:u w:val="single"/>
-                <w:lang w:val="en-US"/>
-              </w:rPr>
-              <w:t>{month}</w:t>
-            </w:r>
-            <w:r>
-              <w:rPr>
-                <w:b/>
-                <w:sz w:val="22"/>
-                <w:lang w:val="en-US"/>
-              </w:rPr>
-              <w:t xml:space="preserve">   </w:t>
-            </w:r>
-            <w:r>
-              <w:rPr>
-                <w:b/>
-                <w:sz w:val="22"/>
-                <w:u w:val="single"/>
-                <w:lang w:val="en-US"/>
-              </w:rPr>
-              <w:t>{year}</w:t>
-            </w:r>
-            <w:r>
-              <w:rPr>
-                <w:b/>
-                <w:sz w:val="22"/>
-                <w:lang w:val="en-US"/>
-              </w:rPr>
-              <w:t xml:space="preserve">  року</w:t>
-            </w:r>
+              <w:t xml:space="preserve">{month}   {year}  </w:t>
+            </w:r>
+            <w:proofErr w:type="spellStart"/>
+            <w:r>
+              <w:rPr>
+                <w:b/>
+                <w:sz w:val="22"/>
+                <w:lang w:val="en-US"/>
+              </w:rPr>
+              <w:t>року</w:t>
+            </w:r>
+            <w:proofErr w:type="spellEnd"/>
           </w:p>
         </w:tc>
       </w:tr>
@@ -440,7 +524,23 @@
                 <w:sz w:val="22"/>
                 <w:szCs w:val="20"/>
               </w:rPr>
-              <w:t>{disciplineName}</w:t>
+              <w:t>{</w:t>
+            </w:r>
+            <w:proofErr w:type="spellStart"/>
+            <w:r>
+              <w:rPr>
+                <w:sz w:val="22"/>
+                <w:szCs w:val="20"/>
+              </w:rPr>
+              <w:t>disciplineName</w:t>
+            </w:r>
+            <w:proofErr w:type="spellEnd"/>
+            <w:r>
+              <w:rPr>
+                <w:sz w:val="22"/>
+                <w:szCs w:val="20"/>
+              </w:rPr>
+              <w:t>}</w:t>
             </w:r>
           </w:p>
         </w:tc>
@@ -537,7 +637,27 @@
               <w:rPr>
                 <w:sz w:val="22"/>
               </w:rPr>
-              <w:t>{sN}-й</w:t>
+              <w:t>{</w:t>
+            </w:r>
+            <w:proofErr w:type="spellStart"/>
+            <w:r>
+              <w:rPr>
+                <w:sz w:val="22"/>
+              </w:rPr>
+              <w:t>sN</w:t>
+            </w:r>
+            <w:proofErr w:type="spellEnd"/>
+            <w:r>
+              <w:rPr>
+                <w:sz w:val="22"/>
+              </w:rPr>
+              <w:t>}-</w:t>
+            </w:r>
+            <w:r>
+              <w:rPr>
+                <w:sz w:val="22"/>
+              </w:rPr>
+              <w:t>й</w:t>
             </w:r>
           </w:p>
         </w:tc>
@@ -613,7 +733,21 @@
               <w:rPr>
                 <w:sz w:val="22"/>
               </w:rPr>
-              <w:t>{controlTypeName}</w:t>
+              <w:t>{</w:t>
+            </w:r>
+            <w:proofErr w:type="spellStart"/>
+            <w:r>
+              <w:rPr>
+                <w:sz w:val="22"/>
+              </w:rPr>
+              <w:t>controlTypeName</w:t>
+            </w:r>
+            <w:proofErr w:type="spellEnd"/>
+            <w:r>
+              <w:rPr>
+                <w:sz w:val="22"/>
+              </w:rPr>
+              <w:t>}</w:t>
             </w:r>
           </w:p>
         </w:tc>
@@ -1448,104 +1582,210 @@
     <w:p/>
     <w:tbl>
       <w:tblPr>
-        <w:tblStyle w:val="1"/>
+        <w:tblStyle w:val="a3"/>
         <w:tblW w:w="9634" w:type="dxa"/>
         <w:tblLook w:val="04A0" w:firstRow="1" w:lastRow="0" w:firstColumn="1" w:lastColumn="0" w:noHBand="0" w:noVBand="1"/>
       </w:tblPr>
       <w:tblGrid>
-        <w:gridCol w:w="2268"/>
-        <w:gridCol w:w="2552"/>
-        <w:gridCol w:w="4814"/>
+        <w:gridCol w:w="2689"/>
+        <w:gridCol w:w="362"/>
+        <w:gridCol w:w="1763"/>
+        <w:gridCol w:w="546"/>
+        <w:gridCol w:w="4274"/>
       </w:tblGrid>
       <w:tr>
-        <w:trPr>
-          <w:trHeight w:val="280"/>
-        </w:trPr>
-        <w:tc>
-          <w:tcPr>
-            <w:tcW w:w="2268" w:type="dxa"/>
+        <w:tc>
+          <w:tcPr>
+            <w:tcW w:w="2689" w:type="dxa"/>
+            <w:tcBorders>
+              <w:top w:val="nil"/>
+              <w:left w:val="nil"/>
+              <w:bottom w:val="nil"/>
+              <w:right w:val="nil"/>
+            </w:tcBorders>
+          </w:tcPr>
+          <w:p>
+            <w:pPr>
+              <w:rPr>
+                <w:b/>
+                <w:sz w:val="22"/>
+              </w:rPr>
+            </w:pPr>
+            <w:r>
+              <w:rPr>
+                <w:b/>
+                <w:sz w:val="22"/>
+                <w:lang w:val="en-US"/>
+              </w:rPr>
+              <w:t>{</w:t>
+            </w:r>
+            <w:proofErr w:type="spellStart"/>
+            <w:r>
+              <w:rPr>
+                <w:b/>
+                <w:sz w:val="22"/>
+                <w:lang w:val="en-US"/>
+              </w:rPr>
+              <w:t>dekan</w:t>
+            </w:r>
+            <w:proofErr w:type="spellEnd"/>
+            <w:r>
+              <w:rPr>
+                <w:b/>
+                <w:sz w:val="22"/>
+                <w:lang w:val="en-US"/>
+              </w:rPr>
+              <w:t>}</w:t>
+            </w:r>
+          </w:p>
+        </w:tc>
+        <w:tc>
+          <w:tcPr>
+            <w:tcW w:w="362" w:type="dxa"/>
+            <w:tcBorders>
+              <w:top w:val="nil"/>
+              <w:left w:val="nil"/>
+              <w:bottom w:val="nil"/>
+              <w:right w:val="nil"/>
+            </w:tcBorders>
+          </w:tcPr>
+          <w:p>
+            <w:pPr>
+              <w:rPr>
+                <w:sz w:val="22"/>
+              </w:rPr>
+            </w:pPr>
+          </w:p>
+        </w:tc>
+        <w:tc>
+          <w:tcPr>
+            <w:tcW w:w="1763" w:type="dxa"/>
             <w:tcBorders>
               <w:top w:val="nil"/>
               <w:left w:val="nil"/>
               <w:bottom w:val="single" w:sz="4" w:space="0" w:color="auto"/>
               <w:right w:val="nil"/>
             </w:tcBorders>
-            <w:vAlign w:val="bottom"/>
-          </w:tcPr>
-          <w:p>
-            <w:pPr>
-              <w:jc w:val="left"/>
-              <w:rPr>
-                <w:b/>
-                <w:sz w:val="22"/>
-                <w:lang w:val="en-US"/>
-              </w:rPr>
-            </w:pPr>
-            <w:r>
-              <w:rPr>
-                <w:b/>
-                <w:sz w:val="22"/>
-                <w:lang w:val="en-US"/>
-              </w:rPr>
-              <w:t>{dekan}</w:t>
-            </w:r>
-          </w:p>
-        </w:tc>
-        <w:tc>
-          <w:tcPr>
-            <w:tcW w:w="2552" w:type="dxa"/>
+          </w:tcPr>
+          <w:p>
+            <w:pPr>
+              <w:rPr>
+                <w:sz w:val="22"/>
+              </w:rPr>
+            </w:pPr>
+          </w:p>
+        </w:tc>
+        <w:tc>
+          <w:tcPr>
+            <w:tcW w:w="546" w:type="dxa"/>
+            <w:tcBorders>
+              <w:top w:val="nil"/>
+              <w:left w:val="nil"/>
+              <w:bottom w:val="nil"/>
+              <w:right w:val="nil"/>
+            </w:tcBorders>
+            <w:vAlign w:val="center"/>
+          </w:tcPr>
+          <w:p>
+            <w:pPr>
+              <w:jc w:val="center"/>
+              <w:rPr>
+                <w:sz w:val="22"/>
+                <w:lang w:val="en-US"/>
+              </w:rPr>
+            </w:pPr>
+          </w:p>
+        </w:tc>
+        <w:tc>
+          <w:tcPr>
+            <w:tcW w:w="4274" w:type="dxa"/>
             <w:tcBorders>
               <w:top w:val="nil"/>
               <w:left w:val="nil"/>
               <w:bottom w:val="single" w:sz="4" w:space="0" w:color="auto"/>
               <w:right w:val="nil"/>
             </w:tcBorders>
-            <w:vAlign w:val="bottom"/>
-          </w:tcPr>
-          <w:p>
-            <w:pPr>
-              <w:jc w:val="center"/>
-              <w:rPr>
-                <w:sz w:val="22"/>
-              </w:rPr>
-            </w:pPr>
-          </w:p>
-        </w:tc>
-        <w:tc>
-          <w:tcPr>
-            <w:tcW w:w="4814" w:type="dxa"/>
+            <w:vAlign w:val="center"/>
+          </w:tcPr>
+          <w:p>
+            <w:pPr>
+              <w:jc w:val="center"/>
+              <w:rPr>
+                <w:sz w:val="22"/>
+                <w:lang w:val="en-US"/>
+              </w:rPr>
+            </w:pPr>
+            <w:r>
+              <w:rPr>
+                <w:b/>
+                <w:sz w:val="22"/>
+                <w:lang w:val="en-US"/>
+              </w:rPr>
+              <w:t>{</w:t>
+            </w:r>
+            <w:proofErr w:type="spellStart"/>
+            <w:r>
+              <w:rPr>
+                <w:b/>
+                <w:sz w:val="22"/>
+                <w:lang w:val="en-US"/>
+              </w:rPr>
+              <w:t>dName</w:t>
+            </w:r>
+            <w:proofErr w:type="spellEnd"/>
+            <w:r>
+              <w:rPr>
+                <w:b/>
+                <w:sz w:val="22"/>
+                <w:lang w:val="en-US"/>
+              </w:rPr>
+              <w:t>}</w:t>
+            </w:r>
+          </w:p>
+        </w:tc>
+      </w:tr>
+      <w:tr>
+        <w:tc>
+          <w:tcPr>
+            <w:tcW w:w="2689" w:type="dxa"/>
             <w:tcBorders>
               <w:top w:val="nil"/>
               <w:left w:val="nil"/>
-              <w:bottom w:val="single" w:sz="4" w:space="0" w:color="auto"/>
+              <w:bottom w:val="nil"/>
               <w:right w:val="nil"/>
             </w:tcBorders>
-            <w:vAlign w:val="bottom"/>
-          </w:tcPr>
-          <w:p>
-            <w:pPr>
-              <w:jc w:val="center"/>
-              <w:rPr>
-                <w:b/>
-                <w:sz w:val="22"/>
-                <w:lang w:val="en-US"/>
-              </w:rPr>
-            </w:pPr>
-            <w:r>
-              <w:rPr>
-                <w:b/>
-                <w:sz w:val="22"/>
-                <w:lang w:val="en-US"/>
-              </w:rPr>
-              <w:t>{dName}</w:t>
-            </w:r>
-          </w:p>
-        </w:tc>
-      </w:tr>
-      <w:tr>
-        <w:tc>
-          <w:tcPr>
-            <w:tcW w:w="2268" w:type="dxa"/>
+          </w:tcPr>
+          <w:p>
+            <w:pPr>
+              <w:rPr>
+                <w:sz w:val="22"/>
+              </w:rPr>
+            </w:pPr>
+          </w:p>
+        </w:tc>
+        <w:tc>
+          <w:tcPr>
+            <w:tcW w:w="362" w:type="dxa"/>
+            <w:tcBorders>
+              <w:top w:val="nil"/>
+              <w:left w:val="nil"/>
+              <w:bottom w:val="nil"/>
+              <w:right w:val="nil"/>
+            </w:tcBorders>
+          </w:tcPr>
+          <w:p>
+            <w:pPr>
+              <w:jc w:val="center"/>
+              <w:rPr>
+                <w:sz w:val="16"/>
+                <w:szCs w:val="16"/>
+              </w:rPr>
+            </w:pPr>
+          </w:p>
+        </w:tc>
+        <w:tc>
+          <w:tcPr>
+            <w:tcW w:w="1763" w:type="dxa"/>
             <w:tcBorders>
               <w:left w:val="nil"/>
               <w:bottom w:val="nil"/>
@@ -1554,15 +1794,44 @@
           </w:tcPr>
           <w:p>
             <w:pPr>
-              <w:rPr>
-                <w:sz w:val="22"/>
-              </w:rPr>
-            </w:pPr>
-          </w:p>
-        </w:tc>
-        <w:tc>
-          <w:tcPr>
-            <w:tcW w:w="2552" w:type="dxa"/>
+              <w:jc w:val="center"/>
+              <w:rPr>
+                <w:sz w:val="16"/>
+                <w:szCs w:val="16"/>
+              </w:rPr>
+            </w:pPr>
+            <w:r>
+              <w:rPr>
+                <w:sz w:val="16"/>
+                <w:szCs w:val="16"/>
+              </w:rPr>
+              <w:t>(підпис)</w:t>
+            </w:r>
+          </w:p>
+        </w:tc>
+        <w:tc>
+          <w:tcPr>
+            <w:tcW w:w="546" w:type="dxa"/>
+            <w:tcBorders>
+              <w:top w:val="nil"/>
+              <w:left w:val="nil"/>
+              <w:bottom w:val="nil"/>
+              <w:right w:val="nil"/>
+            </w:tcBorders>
+          </w:tcPr>
+          <w:p>
+            <w:pPr>
+              <w:jc w:val="center"/>
+              <w:rPr>
+                <w:sz w:val="16"/>
+                <w:szCs w:val="16"/>
+              </w:rPr>
+            </w:pPr>
+          </w:p>
+        </w:tc>
+        <w:tc>
+          <w:tcPr>
+            <w:tcW w:w="4274" w:type="dxa"/>
             <w:tcBorders>
               <w:left w:val="nil"/>
               <w:bottom w:val="nil"/>
@@ -1584,45 +1853,21 @@
               </w:rPr>
               <w:t>(</w:t>
             </w:r>
+            <w:proofErr w:type="spellStart"/>
             <w:r>
               <w:rPr>
                 <w:sz w:val="16"/>
                 <w:szCs w:val="16"/>
               </w:rPr>
-              <w:t>п</w:t>
-            </w:r>
+              <w:t>прізвище,ініціали</w:t>
+            </w:r>
+            <w:proofErr w:type="spellEnd"/>
             <w:r>
               <w:rPr>
                 <w:sz w:val="16"/>
                 <w:szCs w:val="16"/>
               </w:rPr>
-              <w:t>ідпис)</w:t>
-            </w:r>
-          </w:p>
-        </w:tc>
-        <w:tc>
-          <w:tcPr>
-            <w:tcW w:w="4814" w:type="dxa"/>
-            <w:tcBorders>
-              <w:left w:val="nil"/>
-              <w:bottom w:val="nil"/>
-              <w:right w:val="nil"/>
-            </w:tcBorders>
-          </w:tcPr>
-          <w:p>
-            <w:pPr>
-              <w:jc w:val="center"/>
-              <w:rPr>
-                <w:sz w:val="16"/>
-                <w:szCs w:val="16"/>
-              </w:rPr>
-            </w:pPr>
-            <w:r>
-              <w:rPr>
-                <w:sz w:val="16"/>
-                <w:szCs w:val="16"/>
-              </w:rPr>
-              <w:t>(прізвище,ініціали)</w:t>
+              <w:t>)</w:t>
             </w:r>
           </w:p>
         </w:tc>
@@ -2170,7 +2415,23 @@
                 <w:sz w:val="22"/>
                 <w:lang w:val="en-US"/>
               </w:rPr>
-              <w:t>{Fx}</w:t>
+              <w:t>{</w:t>
+            </w:r>
+            <w:proofErr w:type="spellStart"/>
+            <w:r>
+              <w:rPr>
+                <w:sz w:val="22"/>
+                <w:lang w:val="en-US"/>
+              </w:rPr>
+              <w:t>Fx</w:t>
+            </w:r>
+            <w:proofErr w:type="spellEnd"/>
+            <w:r>
+              <w:rPr>
+                <w:sz w:val="22"/>
+                <w:lang w:val="en-US"/>
+              </w:rPr>
+              <w:t>}</w:t>
             </w:r>
           </w:p>
         </w:tc>
@@ -2219,6 +2480,7 @@
                 <w:sz w:val="22"/>
               </w:rPr>
             </w:pPr>
+            <w:proofErr w:type="spellStart"/>
             <w:r>
               <w:rPr>
                 <w:b/>
@@ -2226,6 +2488,7 @@
               </w:rPr>
               <w:t>незараховано</w:t>
             </w:r>
+            <w:proofErr w:type="spellEnd"/>
           </w:p>
         </w:tc>
       </w:tr>
@@ -2305,107 +2568,188 @@
     <w:p/>
     <w:tbl>
       <w:tblPr>
-        <w:tblStyle w:val="1"/>
+        <w:tblStyle w:val="a3"/>
         <w:tblW w:w="9634" w:type="dxa"/>
         <w:tblLook w:val="04A0" w:firstRow="1" w:lastRow="0" w:firstColumn="1" w:lastColumn="0" w:noHBand="0" w:noVBand="1"/>
       </w:tblPr>
       <w:tblGrid>
-        <w:gridCol w:w="2835"/>
-        <w:gridCol w:w="1979"/>
-        <w:gridCol w:w="4820"/>
+        <w:gridCol w:w="2689"/>
+        <w:gridCol w:w="362"/>
+        <w:gridCol w:w="1763"/>
+        <w:gridCol w:w="546"/>
+        <w:gridCol w:w="4274"/>
       </w:tblGrid>
       <w:tr>
-        <w:trPr>
-          <w:trHeight w:val="280"/>
-        </w:trPr>
-        <w:tc>
-          <w:tcPr>
-            <w:tcW w:w="2835" w:type="dxa"/>
+        <w:tc>
+          <w:tcPr>
+            <w:tcW w:w="2689" w:type="dxa"/>
+            <w:tcBorders>
+              <w:top w:val="nil"/>
+              <w:left w:val="nil"/>
+              <w:bottom w:val="nil"/>
+              <w:right w:val="nil"/>
+            </w:tcBorders>
+          </w:tcPr>
+          <w:p>
+            <w:pPr>
+              <w:rPr>
+                <w:b/>
+                <w:sz w:val="22"/>
+              </w:rPr>
+            </w:pPr>
+            <w:r>
+              <w:rPr>
+                <w:b/>
+                <w:sz w:val="22"/>
+              </w:rPr>
+              <w:t>Екзаменатор (Викладач)</w:t>
+            </w:r>
+          </w:p>
+        </w:tc>
+        <w:tc>
+          <w:tcPr>
+            <w:tcW w:w="362" w:type="dxa"/>
+            <w:tcBorders>
+              <w:top w:val="nil"/>
+              <w:left w:val="nil"/>
+              <w:bottom w:val="nil"/>
+              <w:right w:val="nil"/>
+            </w:tcBorders>
+          </w:tcPr>
+          <w:p>
+            <w:pPr>
+              <w:rPr>
+                <w:sz w:val="22"/>
+              </w:rPr>
+            </w:pPr>
+          </w:p>
+        </w:tc>
+        <w:tc>
+          <w:tcPr>
+            <w:tcW w:w="1763" w:type="dxa"/>
             <w:tcBorders>
               <w:top w:val="nil"/>
               <w:left w:val="nil"/>
               <w:bottom w:val="single" w:sz="4" w:space="0" w:color="auto"/>
               <w:right w:val="nil"/>
             </w:tcBorders>
-            <w:vAlign w:val="bottom"/>
-          </w:tcPr>
-          <w:p>
-            <w:pPr>
-              <w:jc w:val="left"/>
-              <w:rPr>
-                <w:b/>
-                <w:sz w:val="22"/>
-              </w:rPr>
-            </w:pPr>
-            <w:r>
-              <w:rPr>
-                <w:b/>
-                <w:sz w:val="22"/>
-              </w:rPr>
-              <w:t xml:space="preserve">Екзаменатор </w:t>
-            </w:r>
-            <w:r>
-              <w:rPr>
-                <w:b/>
-                <w:sz w:val="22"/>
-              </w:rPr>
-              <w:t>(Викладач)</w:t>
-            </w:r>
-          </w:p>
-        </w:tc>
-        <w:tc>
-          <w:tcPr>
-            <w:tcW w:w="1979" w:type="dxa"/>
+          </w:tcPr>
+          <w:p>
+            <w:pPr>
+              <w:rPr>
+                <w:sz w:val="22"/>
+              </w:rPr>
+            </w:pPr>
+          </w:p>
+        </w:tc>
+        <w:tc>
+          <w:tcPr>
+            <w:tcW w:w="546" w:type="dxa"/>
+            <w:tcBorders>
+              <w:top w:val="nil"/>
+              <w:left w:val="nil"/>
+              <w:bottom w:val="nil"/>
+              <w:right w:val="nil"/>
+            </w:tcBorders>
+            <w:vAlign w:val="center"/>
+          </w:tcPr>
+          <w:p>
+            <w:pPr>
+              <w:jc w:val="center"/>
+              <w:rPr>
+                <w:sz w:val="22"/>
+                <w:lang w:val="en-US"/>
+              </w:rPr>
+            </w:pPr>
+          </w:p>
+        </w:tc>
+        <w:tc>
+          <w:tcPr>
+            <w:tcW w:w="4274" w:type="dxa"/>
             <w:tcBorders>
               <w:top w:val="nil"/>
               <w:left w:val="nil"/>
               <w:bottom w:val="single" w:sz="4" w:space="0" w:color="auto"/>
               <w:right w:val="nil"/>
             </w:tcBorders>
-            <w:vAlign w:val="bottom"/>
-          </w:tcPr>
-          <w:p>
-            <w:pPr>
-              <w:jc w:val="center"/>
-              <w:rPr>
-                <w:sz w:val="22"/>
-              </w:rPr>
-            </w:pPr>
-          </w:p>
-        </w:tc>
-        <w:tc>
-          <w:tcPr>
-            <w:tcW w:w="4820" w:type="dxa"/>
+            <w:vAlign w:val="center"/>
+          </w:tcPr>
+          <w:p>
+            <w:pPr>
+              <w:jc w:val="center"/>
+              <w:rPr>
+                <w:sz w:val="22"/>
+                <w:lang w:val="en-US"/>
+              </w:rPr>
+            </w:pPr>
+            <w:r>
+              <w:rPr>
+                <w:sz w:val="22"/>
+                <w:lang w:val="en-US"/>
+              </w:rPr>
+              <w:t>{</w:t>
+            </w:r>
+            <w:proofErr w:type="spellStart"/>
+            <w:r>
+              <w:rPr>
+                <w:sz w:val="22"/>
+                <w:lang w:val="en-US"/>
+              </w:rPr>
+              <w:t>tI</w:t>
+            </w:r>
+            <w:proofErr w:type="spellEnd"/>
+            <w:r>
+              <w:rPr>
+                <w:sz w:val="22"/>
+                <w:lang w:val="en-US"/>
+              </w:rPr>
+              <w:t>}</w:t>
+            </w:r>
+          </w:p>
+        </w:tc>
+      </w:tr>
+      <w:tr>
+        <w:tc>
+          <w:tcPr>
+            <w:tcW w:w="2689" w:type="dxa"/>
             <w:tcBorders>
               <w:top w:val="nil"/>
               <w:left w:val="nil"/>
-              <w:bottom w:val="single" w:sz="4" w:space="0" w:color="auto"/>
+              <w:bottom w:val="nil"/>
               <w:right w:val="nil"/>
             </w:tcBorders>
-            <w:vAlign w:val="bottom"/>
-          </w:tcPr>
-          <w:p>
-            <w:pPr>
-              <w:jc w:val="center"/>
-              <w:rPr>
-                <w:sz w:val="22"/>
-                <w:lang w:val="en-US"/>
-              </w:rPr>
-            </w:pPr>
-            <w:r>
-              <w:rPr>
-                <w:sz w:val="22"/>
-                <w:lang w:val="en-US"/>
-              </w:rPr>
-              <w:t>{tI}</w:t>
-            </w:r>
-          </w:p>
-        </w:tc>
-      </w:tr>
-      <w:tr>
-        <w:tc>
-          <w:tcPr>
-            <w:tcW w:w="2835" w:type="dxa"/>
+          </w:tcPr>
+          <w:p>
+            <w:pPr>
+              <w:rPr>
+                <w:sz w:val="22"/>
+              </w:rPr>
+            </w:pPr>
+          </w:p>
+        </w:tc>
+        <w:tc>
+          <w:tcPr>
+            <w:tcW w:w="362" w:type="dxa"/>
+            <w:tcBorders>
+              <w:top w:val="nil"/>
+              <w:left w:val="nil"/>
+              <w:bottom w:val="nil"/>
+              <w:right w:val="nil"/>
+            </w:tcBorders>
+          </w:tcPr>
+          <w:p>
+            <w:pPr>
+              <w:jc w:val="center"/>
+              <w:rPr>
+                <w:sz w:val="16"/>
+                <w:szCs w:val="16"/>
+              </w:rPr>
+            </w:pPr>
+          </w:p>
+        </w:tc>
+        <w:tc>
+          <w:tcPr>
+            <w:tcW w:w="1763" w:type="dxa"/>
             <w:tcBorders>
               <w:left w:val="nil"/>
               <w:bottom w:val="nil"/>
@@ -2414,15 +2758,44 @@
           </w:tcPr>
           <w:p>
             <w:pPr>
-              <w:rPr>
-                <w:sz w:val="22"/>
-              </w:rPr>
-            </w:pPr>
-          </w:p>
-        </w:tc>
-        <w:tc>
-          <w:tcPr>
-            <w:tcW w:w="1979" w:type="dxa"/>
+              <w:jc w:val="center"/>
+              <w:rPr>
+                <w:sz w:val="16"/>
+                <w:szCs w:val="16"/>
+              </w:rPr>
+            </w:pPr>
+            <w:r>
+              <w:rPr>
+                <w:sz w:val="16"/>
+                <w:szCs w:val="16"/>
+              </w:rPr>
+              <w:t>(підпис)</w:t>
+            </w:r>
+          </w:p>
+        </w:tc>
+        <w:tc>
+          <w:tcPr>
+            <w:tcW w:w="546" w:type="dxa"/>
+            <w:tcBorders>
+              <w:top w:val="nil"/>
+              <w:left w:val="nil"/>
+              <w:bottom w:val="nil"/>
+              <w:right w:val="nil"/>
+            </w:tcBorders>
+          </w:tcPr>
+          <w:p>
+            <w:pPr>
+              <w:jc w:val="center"/>
+              <w:rPr>
+                <w:sz w:val="16"/>
+                <w:szCs w:val="16"/>
+              </w:rPr>
+            </w:pPr>
+          </w:p>
+        </w:tc>
+        <w:tc>
+          <w:tcPr>
+            <w:tcW w:w="4274" w:type="dxa"/>
             <w:tcBorders>
               <w:left w:val="nil"/>
               <w:bottom w:val="nil"/>
@@ -2444,45 +2817,21 @@
               </w:rPr>
               <w:t>(</w:t>
             </w:r>
+            <w:proofErr w:type="spellStart"/>
             <w:r>
               <w:rPr>
                 <w:sz w:val="16"/>
                 <w:szCs w:val="16"/>
               </w:rPr>
-              <w:t>п</w:t>
-            </w:r>
+              <w:t>прізвище,ініціали</w:t>
+            </w:r>
+            <w:proofErr w:type="spellEnd"/>
             <w:r>
               <w:rPr>
                 <w:sz w:val="16"/>
                 <w:szCs w:val="16"/>
               </w:rPr>
-              <w:t>ідпис)</w:t>
-            </w:r>
-          </w:p>
-        </w:tc>
-        <w:tc>
-          <w:tcPr>
-            <w:tcW w:w="4820" w:type="dxa"/>
-            <w:tcBorders>
-              <w:left w:val="nil"/>
-              <w:bottom w:val="nil"/>
-              <w:right w:val="nil"/>
-            </w:tcBorders>
-          </w:tcPr>
-          <w:p>
-            <w:pPr>
-              <w:jc w:val="center"/>
-              <w:rPr>
-                <w:sz w:val="16"/>
-                <w:szCs w:val="16"/>
-              </w:rPr>
-            </w:pPr>
-            <w:r>
-              <w:rPr>
-                <w:sz w:val="16"/>
-                <w:szCs w:val="16"/>
-              </w:rPr>
-              <w:t>(прізвище,ініціали)</w:t>
+              <w:t>)</w:t>
             </w:r>
           </w:p>
         </w:tc>

--- a/uploads/zalik.docx
+++ b/uploads/zalik.docx
@@ -1125,19 +1125,29 @@
       <w:tblPr>
         <w:tblStyle w:val="a3"/>
         <w:tblW w:w="0" w:type="auto"/>
+        <w:tblInd w:w="-10" w:type="dxa"/>
         <w:tblLook w:val="04A0" w:firstRow="1" w:lastRow="0" w:firstColumn="1" w:lastColumn="0" w:noHBand="0" w:noVBand="1"/>
       </w:tblPr>
       <w:tblGrid>
+        <w:gridCol w:w="10"/>
         <w:gridCol w:w="410"/>
         <w:gridCol w:w="2137"/>
-        <w:gridCol w:w="1145"/>
-        <w:gridCol w:w="1418"/>
-        <w:gridCol w:w="1158"/>
+        <w:gridCol w:w="132"/>
+        <w:gridCol w:w="362"/>
+        <w:gridCol w:w="651"/>
+        <w:gridCol w:w="1112"/>
+        <w:gridCol w:w="306"/>
+        <w:gridCol w:w="240"/>
+        <w:gridCol w:w="918"/>
         <w:gridCol w:w="957"/>
         <w:gridCol w:w="1225"/>
         <w:gridCol w:w="1179"/>
       </w:tblGrid>
       <w:tr>
+        <w:trPr>
+          <w:gridBefore w:val="1"/>
+          <w:wBefore w:w="10" w:type="dxa"/>
+        </w:trPr>
         <w:tc>
           <w:tcPr>
             <w:tcW w:w="410" w:type="dxa"/>
@@ -1183,6 +1193,7 @@
         <w:tc>
           <w:tcPr>
             <w:tcW w:w="1145" w:type="dxa"/>
+            <w:gridSpan w:val="3"/>
             <w:vMerge w:val="restart"/>
             <w:vAlign w:val="center"/>
           </w:tcPr>
@@ -1206,7 +1217,7 @@
         <w:tc>
           <w:tcPr>
             <w:tcW w:w="3533" w:type="dxa"/>
-            <w:gridSpan w:val="3"/>
+            <w:gridSpan w:val="5"/>
             <w:vAlign w:val="center"/>
           </w:tcPr>
           <w:p>
@@ -1274,6 +1285,10 @@
         </w:tc>
       </w:tr>
       <w:tr>
+        <w:trPr>
+          <w:gridBefore w:val="1"/>
+          <w:wBefore w:w="10" w:type="dxa"/>
+        </w:trPr>
         <w:tc>
           <w:tcPr>
             <w:tcW w:w="410" w:type="dxa"/>
@@ -1291,6 +1306,7 @@
         <w:tc>
           <w:tcPr>
             <w:tcW w:w="1145" w:type="dxa"/>
+            <w:gridSpan w:val="3"/>
             <w:vMerge/>
           </w:tcPr>
           <w:p/>
@@ -1298,6 +1314,7 @@
         <w:tc>
           <w:tcPr>
             <w:tcW w:w="1418" w:type="dxa"/>
+            <w:gridSpan w:val="2"/>
             <w:vAlign w:val="center"/>
           </w:tcPr>
           <w:p>
@@ -1320,6 +1337,7 @@
         <w:tc>
           <w:tcPr>
             <w:tcW w:w="1158" w:type="dxa"/>
+            <w:gridSpan w:val="2"/>
             <w:vAlign w:val="center"/>
           </w:tcPr>
           <w:p>
@@ -1377,6 +1395,10 @@
         </w:tc>
       </w:tr>
       <w:tr>
+        <w:trPr>
+          <w:gridBefore w:val="1"/>
+          <w:wBefore w:w="10" w:type="dxa"/>
+        </w:trPr>
         <w:tc>
           <w:tcPr>
             <w:tcW w:w="410" w:type="dxa"/>
@@ -1430,6 +1452,7 @@
         <w:tc>
           <w:tcPr>
             <w:tcW w:w="1145" w:type="dxa"/>
+            <w:gridSpan w:val="3"/>
           </w:tcPr>
           <w:p>
             <w:pPr>
@@ -1455,6 +1478,7 @@
         <w:tc>
           <w:tcPr>
             <w:tcW w:w="1418" w:type="dxa"/>
+            <w:gridSpan w:val="2"/>
           </w:tcPr>
           <w:p>
             <w:pPr>
@@ -1480,6 +1504,7 @@
         <w:tc>
           <w:tcPr>
             <w:tcW w:w="1158" w:type="dxa"/>
+            <w:gridSpan w:val="2"/>
           </w:tcPr>
           <w:p>
             <w:pPr>
@@ -1578,25 +1603,40 @@
           </w:p>
         </w:tc>
       </w:tr>
-    </w:tbl>
-    <w:p/>
-    <w:tbl>
-      <w:tblPr>
-        <w:tblStyle w:val="a3"/>
-        <w:tblW w:w="9634" w:type="dxa"/>
-        <w:tblLook w:val="04A0" w:firstRow="1" w:lastRow="0" w:firstColumn="1" w:lastColumn="0" w:noHBand="0" w:noVBand="1"/>
-      </w:tblPr>
-      <w:tblGrid>
-        <w:gridCol w:w="2689"/>
-        <w:gridCol w:w="362"/>
-        <w:gridCol w:w="1763"/>
-        <w:gridCol w:w="546"/>
-        <w:gridCol w:w="4274"/>
-      </w:tblGrid>
       <w:tr>
+        <w:tblPrEx>
+          <w:tblLook w:val="0000" w:firstRow="0" w:lastRow="0" w:firstColumn="0" w:lastColumn="0" w:noHBand="0" w:noVBand="0"/>
+        </w:tblPrEx>
+        <w:trPr>
+          <w:trHeight w:val="301"/>
+        </w:trPr>
+        <w:tc>
+          <w:tcPr>
+            <w:tcW w:w="9634" w:type="dxa"/>
+            <w:gridSpan w:val="13"/>
+            <w:tcBorders>
+              <w:top w:val="nil"/>
+              <w:left w:val="nil"/>
+              <w:bottom w:val="nil"/>
+              <w:right w:val="nil"/>
+            </w:tcBorders>
+          </w:tcPr>
+          <w:p>
+            <w:pPr>
+              <w:rPr>
+                <w:b/>
+                <w:sz w:val="22"/>
+                <w:lang w:val="en-US"/>
+              </w:rPr>
+            </w:pPr>
+          </w:p>
+        </w:tc>
+      </w:tr>
+      <w:tr>
         <w:tc>
           <w:tcPr>
             <w:tcW w:w="2689" w:type="dxa"/>
+            <w:gridSpan w:val="4"/>
             <w:tcBorders>
               <w:top w:val="nil"/>
               <w:left w:val="nil"/>
@@ -1660,6 +1700,1016 @@
         <w:tc>
           <w:tcPr>
             <w:tcW w:w="1763" w:type="dxa"/>
+            <w:gridSpan w:val="2"/>
+            <w:tcBorders>
+              <w:top w:val="nil"/>
+              <w:left w:val="nil"/>
+              <w:bottom w:val="single" w:sz="4" w:space="0" w:color="auto"/>
+              <w:right w:val="nil"/>
+            </w:tcBorders>
+          </w:tcPr>
+          <w:p>
+            <w:pPr>
+              <w:rPr>
+                <w:sz w:val="22"/>
+              </w:rPr>
+            </w:pPr>
+          </w:p>
+        </w:tc>
+        <w:tc>
+          <w:tcPr>
+            <w:tcW w:w="546" w:type="dxa"/>
+            <w:gridSpan w:val="2"/>
+            <w:tcBorders>
+              <w:top w:val="nil"/>
+              <w:left w:val="nil"/>
+              <w:bottom w:val="nil"/>
+              <w:right w:val="nil"/>
+            </w:tcBorders>
+            <w:vAlign w:val="center"/>
+          </w:tcPr>
+          <w:p>
+            <w:pPr>
+              <w:jc w:val="center"/>
+              <w:rPr>
+                <w:sz w:val="22"/>
+                <w:lang w:val="en-US"/>
+              </w:rPr>
+            </w:pPr>
+          </w:p>
+        </w:tc>
+        <w:tc>
+          <w:tcPr>
+            <w:tcW w:w="4274" w:type="dxa"/>
+            <w:gridSpan w:val="4"/>
+            <w:tcBorders>
+              <w:top w:val="nil"/>
+              <w:left w:val="nil"/>
+              <w:bottom w:val="single" w:sz="4" w:space="0" w:color="auto"/>
+              <w:right w:val="nil"/>
+            </w:tcBorders>
+            <w:vAlign w:val="center"/>
+          </w:tcPr>
+          <w:p>
+            <w:pPr>
+              <w:jc w:val="center"/>
+              <w:rPr>
+                <w:sz w:val="22"/>
+                <w:lang w:val="en-US"/>
+              </w:rPr>
+            </w:pPr>
+            <w:r>
+              <w:rPr>
+                <w:b/>
+                <w:sz w:val="22"/>
+                <w:lang w:val="en-US"/>
+              </w:rPr>
+              <w:t>{</w:t>
+            </w:r>
+            <w:proofErr w:type="spellStart"/>
+            <w:r>
+              <w:rPr>
+                <w:b/>
+                <w:sz w:val="22"/>
+                <w:lang w:val="en-US"/>
+              </w:rPr>
+              <w:t>dName</w:t>
+            </w:r>
+            <w:proofErr w:type="spellEnd"/>
+            <w:r>
+              <w:rPr>
+                <w:b/>
+                <w:sz w:val="22"/>
+                <w:lang w:val="en-US"/>
+              </w:rPr>
+              <w:t>}</w:t>
+            </w:r>
+          </w:p>
+        </w:tc>
+      </w:tr>
+      <w:tr>
+        <w:tc>
+          <w:tcPr>
+            <w:tcW w:w="2689" w:type="dxa"/>
+            <w:gridSpan w:val="4"/>
+            <w:tcBorders>
+              <w:top w:val="nil"/>
+              <w:left w:val="nil"/>
+              <w:bottom w:val="nil"/>
+              <w:right w:val="nil"/>
+            </w:tcBorders>
+          </w:tcPr>
+          <w:p>
+            <w:pPr>
+              <w:rPr>
+                <w:sz w:val="22"/>
+              </w:rPr>
+            </w:pPr>
+          </w:p>
+        </w:tc>
+        <w:tc>
+          <w:tcPr>
+            <w:tcW w:w="362" w:type="dxa"/>
+            <w:tcBorders>
+              <w:top w:val="nil"/>
+              <w:left w:val="nil"/>
+              <w:bottom w:val="nil"/>
+              <w:right w:val="nil"/>
+            </w:tcBorders>
+          </w:tcPr>
+          <w:p>
+            <w:pPr>
+              <w:jc w:val="center"/>
+              <w:rPr>
+                <w:sz w:val="16"/>
+                <w:szCs w:val="16"/>
+              </w:rPr>
+            </w:pPr>
+          </w:p>
+        </w:tc>
+        <w:tc>
+          <w:tcPr>
+            <w:tcW w:w="1763" w:type="dxa"/>
+            <w:gridSpan w:val="2"/>
+            <w:tcBorders>
+              <w:left w:val="nil"/>
+              <w:bottom w:val="nil"/>
+              <w:right w:val="nil"/>
+            </w:tcBorders>
+          </w:tcPr>
+          <w:p>
+            <w:pPr>
+              <w:jc w:val="center"/>
+              <w:rPr>
+                <w:sz w:val="16"/>
+                <w:szCs w:val="16"/>
+              </w:rPr>
+            </w:pPr>
+            <w:r>
+              <w:rPr>
+                <w:sz w:val="16"/>
+                <w:szCs w:val="16"/>
+              </w:rPr>
+              <w:t>(підпис)</w:t>
+            </w:r>
+          </w:p>
+        </w:tc>
+        <w:tc>
+          <w:tcPr>
+            <w:tcW w:w="546" w:type="dxa"/>
+            <w:gridSpan w:val="2"/>
+            <w:tcBorders>
+              <w:top w:val="nil"/>
+              <w:left w:val="nil"/>
+              <w:bottom w:val="nil"/>
+              <w:right w:val="nil"/>
+            </w:tcBorders>
+          </w:tcPr>
+          <w:p>
+            <w:pPr>
+              <w:jc w:val="center"/>
+              <w:rPr>
+                <w:sz w:val="16"/>
+                <w:szCs w:val="16"/>
+              </w:rPr>
+            </w:pPr>
+          </w:p>
+        </w:tc>
+        <w:tc>
+          <w:tcPr>
+            <w:tcW w:w="4274" w:type="dxa"/>
+            <w:gridSpan w:val="4"/>
+            <w:tcBorders>
+              <w:left w:val="nil"/>
+              <w:bottom w:val="nil"/>
+              <w:right w:val="nil"/>
+            </w:tcBorders>
+          </w:tcPr>
+          <w:p>
+            <w:pPr>
+              <w:jc w:val="center"/>
+              <w:rPr>
+                <w:sz w:val="16"/>
+                <w:szCs w:val="16"/>
+              </w:rPr>
+            </w:pPr>
+            <w:r>
+              <w:rPr>
+                <w:sz w:val="16"/>
+                <w:szCs w:val="16"/>
+              </w:rPr>
+              <w:t>(</w:t>
+            </w:r>
+            <w:proofErr w:type="spellStart"/>
+            <w:r>
+              <w:rPr>
+                <w:sz w:val="16"/>
+                <w:szCs w:val="16"/>
+              </w:rPr>
+              <w:t>прізвище,ініціали</w:t>
+            </w:r>
+            <w:proofErr w:type="spellEnd"/>
+            <w:r>
+              <w:rPr>
+                <w:sz w:val="16"/>
+                <w:szCs w:val="16"/>
+              </w:rPr>
+              <w:t>)</w:t>
+            </w:r>
+          </w:p>
+        </w:tc>
+      </w:tr>
+    </w:tbl>
+    <w:p/>
+    <w:tbl>
+      <w:tblPr>
+        <w:tblStyle w:val="a3"/>
+        <w:tblW w:w="0" w:type="auto"/>
+        <w:tblInd w:w="-5" w:type="dxa"/>
+        <w:tblLook w:val="04A0" w:firstRow="1" w:lastRow="0" w:firstColumn="1" w:lastColumn="0" w:noHBand="0" w:noVBand="1"/>
+      </w:tblPr>
+      <w:tblGrid>
+        <w:gridCol w:w="1980"/>
+        <w:gridCol w:w="709"/>
+        <w:gridCol w:w="362"/>
+        <w:gridCol w:w="913"/>
+        <w:gridCol w:w="850"/>
+        <w:gridCol w:w="546"/>
+        <w:gridCol w:w="447"/>
+        <w:gridCol w:w="3827"/>
+      </w:tblGrid>
+      <w:tr>
+        <w:trPr>
+          <w:trHeight w:val="442"/>
+        </w:trPr>
+        <w:tc>
+          <w:tcPr>
+            <w:tcW w:w="9629" w:type="dxa"/>
+            <w:gridSpan w:val="8"/>
+            <w:tcBorders>
+              <w:top w:val="nil"/>
+              <w:left w:val="nil"/>
+              <w:right w:val="nil"/>
+            </w:tcBorders>
+          </w:tcPr>
+          <w:p>
+            <w:pPr>
+              <w:jc w:val="center"/>
+              <w:rPr>
+                <w:b/>
+                <w:sz w:val="22"/>
+              </w:rPr>
+            </w:pPr>
+            <w:r>
+              <w:rPr>
+                <w:b/>
+                <w:sz w:val="22"/>
+              </w:rPr>
+              <w:t>Підсумки складання заліку</w:t>
+            </w:r>
+          </w:p>
+        </w:tc>
+      </w:tr>
+      <w:tr>
+        <w:trPr>
+          <w:trHeight w:val="608"/>
+        </w:trPr>
+        <w:tc>
+          <w:tcPr>
+            <w:tcW w:w="1980" w:type="dxa"/>
+            <w:vAlign w:val="center"/>
+          </w:tcPr>
+          <w:p>
+            <w:pPr>
+              <w:jc w:val="center"/>
+              <w:rPr>
+                <w:b/>
+                <w:sz w:val="22"/>
+              </w:rPr>
+            </w:pPr>
+            <w:r>
+              <w:rPr>
+                <w:b/>
+                <w:sz w:val="22"/>
+              </w:rPr>
+              <w:t>ВСЬОГО ОЦІНОК</w:t>
+            </w:r>
+          </w:p>
+        </w:tc>
+        <w:tc>
+          <w:tcPr>
+            <w:tcW w:w="1984" w:type="dxa"/>
+            <w:gridSpan w:val="3"/>
+            <w:vAlign w:val="center"/>
+          </w:tcPr>
+          <w:p>
+            <w:pPr>
+              <w:jc w:val="center"/>
+              <w:rPr>
+                <w:b/>
+                <w:sz w:val="22"/>
+              </w:rPr>
+            </w:pPr>
+            <w:r>
+              <w:rPr>
+                <w:b/>
+                <w:sz w:val="22"/>
+              </w:rPr>
+              <w:t>СУМА БАЛІВ</w:t>
+            </w:r>
+          </w:p>
+        </w:tc>
+        <w:tc>
+          <w:tcPr>
+            <w:tcW w:w="1843" w:type="dxa"/>
+            <w:gridSpan w:val="3"/>
+            <w:vAlign w:val="center"/>
+          </w:tcPr>
+          <w:p>
+            <w:pPr>
+              <w:jc w:val="center"/>
+              <w:rPr>
+                <w:b/>
+                <w:sz w:val="22"/>
+                <w:lang w:val="en-US"/>
+              </w:rPr>
+            </w:pPr>
+            <w:r>
+              <w:rPr>
+                <w:b/>
+                <w:sz w:val="22"/>
+              </w:rPr>
+              <w:t xml:space="preserve">ОЦІНКА </w:t>
+            </w:r>
+            <w:r>
+              <w:rPr>
+                <w:b/>
+                <w:sz w:val="22"/>
+                <w:lang w:val="en-US"/>
+              </w:rPr>
+              <w:t>ECTS</w:t>
+            </w:r>
+          </w:p>
+        </w:tc>
+        <w:tc>
+          <w:tcPr>
+            <w:tcW w:w="3822" w:type="dxa"/>
+            <w:vAlign w:val="center"/>
+          </w:tcPr>
+          <w:p>
+            <w:pPr>
+              <w:jc w:val="center"/>
+              <w:rPr>
+                <w:b/>
+                <w:sz w:val="22"/>
+              </w:rPr>
+            </w:pPr>
+            <w:r>
+              <w:rPr>
+                <w:b/>
+                <w:sz w:val="22"/>
+              </w:rPr>
+              <w:t>ОЦІНКА ЗА НАЦІОНАЛЬНОЮ ШКАЛОЮ</w:t>
+            </w:r>
+          </w:p>
+        </w:tc>
+      </w:tr>
+      <w:tr>
+        <w:tc>
+          <w:tcPr>
+            <w:tcW w:w="1980" w:type="dxa"/>
+          </w:tcPr>
+          <w:p>
+            <w:pPr>
+              <w:jc w:val="center"/>
+              <w:rPr>
+                <w:sz w:val="22"/>
+                <w:lang w:val="en-US"/>
+              </w:rPr>
+            </w:pPr>
+            <w:r>
+              <w:rPr>
+                <w:sz w:val="22"/>
+                <w:lang w:val="en-US"/>
+              </w:rPr>
+              <w:t>{A}</w:t>
+            </w:r>
+          </w:p>
+        </w:tc>
+        <w:tc>
+          <w:tcPr>
+            <w:tcW w:w="1984" w:type="dxa"/>
+            <w:gridSpan w:val="3"/>
+            <w:vAlign w:val="center"/>
+          </w:tcPr>
+          <w:p>
+            <w:pPr>
+              <w:pStyle w:val="TableParagraph"/>
+              <w:spacing w:line="263" w:lineRule="exact"/>
+              <w:jc w:val="center"/>
+            </w:pPr>
+            <w:r>
+              <w:t>90-100</w:t>
+            </w:r>
+          </w:p>
+        </w:tc>
+        <w:tc>
+          <w:tcPr>
+            <w:tcW w:w="1843" w:type="dxa"/>
+            <w:gridSpan w:val="3"/>
+            <w:vAlign w:val="center"/>
+          </w:tcPr>
+          <w:p>
+            <w:pPr>
+              <w:pStyle w:val="TableParagraph"/>
+              <w:spacing w:line="263" w:lineRule="exact"/>
+              <w:ind w:left="27"/>
+              <w:jc w:val="center"/>
+            </w:pPr>
+            <w:r>
+              <w:rPr>
+                <w:w w:val="99"/>
+              </w:rPr>
+              <w:t>А</w:t>
+            </w:r>
+          </w:p>
+        </w:tc>
+        <w:tc>
+          <w:tcPr>
+            <w:tcW w:w="3822" w:type="dxa"/>
+            <w:vMerge w:val="restart"/>
+            <w:vAlign w:val="center"/>
+          </w:tcPr>
+          <w:p>
+            <w:pPr>
+              <w:jc w:val="center"/>
+              <w:rPr>
+                <w:sz w:val="22"/>
+              </w:rPr>
+            </w:pPr>
+            <w:r>
+              <w:rPr>
+                <w:b/>
+                <w:sz w:val="22"/>
+              </w:rPr>
+              <w:t>зараховано</w:t>
+            </w:r>
+          </w:p>
+        </w:tc>
+      </w:tr>
+      <w:tr>
+        <w:tc>
+          <w:tcPr>
+            <w:tcW w:w="1980" w:type="dxa"/>
+          </w:tcPr>
+          <w:p>
+            <w:pPr>
+              <w:jc w:val="center"/>
+              <w:rPr>
+                <w:sz w:val="22"/>
+                <w:lang w:val="en-US"/>
+              </w:rPr>
+            </w:pPr>
+            <w:r>
+              <w:rPr>
+                <w:sz w:val="22"/>
+                <w:lang w:val="en-US"/>
+              </w:rPr>
+              <w:t>{B}</w:t>
+            </w:r>
+          </w:p>
+        </w:tc>
+        <w:tc>
+          <w:tcPr>
+            <w:tcW w:w="1984" w:type="dxa"/>
+            <w:gridSpan w:val="3"/>
+            <w:vAlign w:val="center"/>
+          </w:tcPr>
+          <w:p>
+            <w:pPr>
+              <w:pStyle w:val="TableParagraph"/>
+              <w:spacing w:line="260" w:lineRule="exact"/>
+              <w:jc w:val="center"/>
+            </w:pPr>
+            <w:r>
+              <w:t>82-89</w:t>
+            </w:r>
+          </w:p>
+        </w:tc>
+        <w:tc>
+          <w:tcPr>
+            <w:tcW w:w="1843" w:type="dxa"/>
+            <w:gridSpan w:val="3"/>
+            <w:vAlign w:val="center"/>
+          </w:tcPr>
+          <w:p>
+            <w:pPr>
+              <w:pStyle w:val="TableParagraph"/>
+              <w:spacing w:line="260" w:lineRule="exact"/>
+              <w:ind w:left="33"/>
+              <w:jc w:val="center"/>
+            </w:pPr>
+            <w:r>
+              <w:rPr>
+                <w:w w:val="99"/>
+              </w:rPr>
+              <w:t>B</w:t>
+            </w:r>
+          </w:p>
+        </w:tc>
+        <w:tc>
+          <w:tcPr>
+            <w:tcW w:w="3822" w:type="dxa"/>
+            <w:vMerge/>
+            <w:vAlign w:val="center"/>
+          </w:tcPr>
+          <w:p>
+            <w:pPr>
+              <w:jc w:val="center"/>
+              <w:rPr>
+                <w:sz w:val="22"/>
+              </w:rPr>
+            </w:pPr>
+          </w:p>
+        </w:tc>
+      </w:tr>
+      <w:tr>
+        <w:tc>
+          <w:tcPr>
+            <w:tcW w:w="1980" w:type="dxa"/>
+          </w:tcPr>
+          <w:p>
+            <w:pPr>
+              <w:jc w:val="center"/>
+              <w:rPr>
+                <w:sz w:val="22"/>
+                <w:lang w:val="en-US"/>
+              </w:rPr>
+            </w:pPr>
+            <w:r>
+              <w:rPr>
+                <w:sz w:val="22"/>
+                <w:lang w:val="en-US"/>
+              </w:rPr>
+              <w:t>{C}</w:t>
+            </w:r>
+          </w:p>
+        </w:tc>
+        <w:tc>
+          <w:tcPr>
+            <w:tcW w:w="1984" w:type="dxa"/>
+            <w:gridSpan w:val="3"/>
+            <w:vAlign w:val="center"/>
+          </w:tcPr>
+          <w:p>
+            <w:pPr>
+              <w:pStyle w:val="TableParagraph"/>
+              <w:spacing w:line="265" w:lineRule="exact"/>
+              <w:jc w:val="center"/>
+            </w:pPr>
+            <w:r>
+              <w:t>74-81</w:t>
+            </w:r>
+          </w:p>
+        </w:tc>
+        <w:tc>
+          <w:tcPr>
+            <w:tcW w:w="1843" w:type="dxa"/>
+            <w:gridSpan w:val="3"/>
+            <w:vAlign w:val="center"/>
+          </w:tcPr>
+          <w:p>
+            <w:pPr>
+              <w:pStyle w:val="TableParagraph"/>
+              <w:spacing w:line="265" w:lineRule="exact"/>
+              <w:ind w:left="28"/>
+              <w:jc w:val="center"/>
+            </w:pPr>
+            <w:r>
+              <w:rPr>
+                <w:w w:val="99"/>
+              </w:rPr>
+              <w:t>C</w:t>
+            </w:r>
+          </w:p>
+        </w:tc>
+        <w:tc>
+          <w:tcPr>
+            <w:tcW w:w="3822" w:type="dxa"/>
+            <w:vMerge/>
+            <w:vAlign w:val="center"/>
+          </w:tcPr>
+          <w:p>
+            <w:pPr>
+              <w:jc w:val="center"/>
+              <w:rPr>
+                <w:sz w:val="22"/>
+              </w:rPr>
+            </w:pPr>
+          </w:p>
+        </w:tc>
+      </w:tr>
+      <w:tr>
+        <w:tc>
+          <w:tcPr>
+            <w:tcW w:w="1980" w:type="dxa"/>
+          </w:tcPr>
+          <w:p>
+            <w:pPr>
+              <w:jc w:val="center"/>
+              <w:rPr>
+                <w:sz w:val="22"/>
+                <w:lang w:val="en-US"/>
+              </w:rPr>
+            </w:pPr>
+            <w:r>
+              <w:rPr>
+                <w:sz w:val="22"/>
+                <w:lang w:val="en-US"/>
+              </w:rPr>
+              <w:t>{D}</w:t>
+            </w:r>
+          </w:p>
+        </w:tc>
+        <w:tc>
+          <w:tcPr>
+            <w:tcW w:w="1984" w:type="dxa"/>
+            <w:gridSpan w:val="3"/>
+            <w:vAlign w:val="center"/>
+          </w:tcPr>
+          <w:p>
+            <w:pPr>
+              <w:pStyle w:val="TableParagraph"/>
+              <w:spacing w:before="6" w:line="269" w:lineRule="exact"/>
+              <w:jc w:val="center"/>
+            </w:pPr>
+            <w:r>
+              <w:t>64-73</w:t>
+            </w:r>
+          </w:p>
+        </w:tc>
+        <w:tc>
+          <w:tcPr>
+            <w:tcW w:w="1843" w:type="dxa"/>
+            <w:gridSpan w:val="3"/>
+            <w:vAlign w:val="center"/>
+          </w:tcPr>
+          <w:p>
+            <w:pPr>
+              <w:pStyle w:val="TableParagraph"/>
+              <w:spacing w:before="6" w:line="269" w:lineRule="exact"/>
+              <w:ind w:left="27"/>
+              <w:jc w:val="center"/>
+            </w:pPr>
+            <w:r>
+              <w:rPr>
+                <w:w w:val="99"/>
+              </w:rPr>
+              <w:t>D</w:t>
+            </w:r>
+          </w:p>
+        </w:tc>
+        <w:tc>
+          <w:tcPr>
+            <w:tcW w:w="3822" w:type="dxa"/>
+            <w:vMerge/>
+            <w:vAlign w:val="center"/>
+          </w:tcPr>
+          <w:p>
+            <w:pPr>
+              <w:jc w:val="center"/>
+              <w:rPr>
+                <w:sz w:val="22"/>
+              </w:rPr>
+            </w:pPr>
+          </w:p>
+        </w:tc>
+      </w:tr>
+      <w:tr>
+        <w:tc>
+          <w:tcPr>
+            <w:tcW w:w="1980" w:type="dxa"/>
+          </w:tcPr>
+          <w:p>
+            <w:pPr>
+              <w:jc w:val="center"/>
+              <w:rPr>
+                <w:sz w:val="22"/>
+                <w:lang w:val="en-US"/>
+              </w:rPr>
+            </w:pPr>
+            <w:r>
+              <w:rPr>
+                <w:sz w:val="22"/>
+                <w:lang w:val="en-US"/>
+              </w:rPr>
+              <w:t>{E}</w:t>
+            </w:r>
+          </w:p>
+        </w:tc>
+        <w:tc>
+          <w:tcPr>
+            <w:tcW w:w="1984" w:type="dxa"/>
+            <w:gridSpan w:val="3"/>
+            <w:vAlign w:val="center"/>
+          </w:tcPr>
+          <w:p>
+            <w:pPr>
+              <w:pStyle w:val="TableParagraph"/>
+              <w:spacing w:line="267" w:lineRule="exact"/>
+              <w:jc w:val="center"/>
+            </w:pPr>
+            <w:r>
+              <w:t>60-63</w:t>
+            </w:r>
+          </w:p>
+        </w:tc>
+        <w:tc>
+          <w:tcPr>
+            <w:tcW w:w="1843" w:type="dxa"/>
+            <w:gridSpan w:val="3"/>
+            <w:vAlign w:val="center"/>
+          </w:tcPr>
+          <w:p>
+            <w:pPr>
+              <w:pStyle w:val="TableParagraph"/>
+              <w:spacing w:line="267" w:lineRule="exact"/>
+              <w:ind w:left="29"/>
+              <w:jc w:val="center"/>
+            </w:pPr>
+            <w:r>
+              <w:rPr>
+                <w:w w:val="99"/>
+              </w:rPr>
+              <w:t>E</w:t>
+            </w:r>
+          </w:p>
+        </w:tc>
+        <w:tc>
+          <w:tcPr>
+            <w:tcW w:w="3822" w:type="dxa"/>
+            <w:vMerge/>
+            <w:vAlign w:val="center"/>
+          </w:tcPr>
+          <w:p>
+            <w:pPr>
+              <w:jc w:val="center"/>
+              <w:rPr>
+                <w:sz w:val="22"/>
+              </w:rPr>
+            </w:pPr>
+          </w:p>
+        </w:tc>
+      </w:tr>
+      <w:tr>
+        <w:tc>
+          <w:tcPr>
+            <w:tcW w:w="1980" w:type="dxa"/>
+          </w:tcPr>
+          <w:p>
+            <w:pPr>
+              <w:jc w:val="center"/>
+              <w:rPr>
+                <w:sz w:val="22"/>
+                <w:lang w:val="en-US"/>
+              </w:rPr>
+            </w:pPr>
+            <w:r>
+              <w:rPr>
+                <w:sz w:val="22"/>
+                <w:lang w:val="en-US"/>
+              </w:rPr>
+              <w:t>{</w:t>
+            </w:r>
+            <w:proofErr w:type="spellStart"/>
+            <w:r>
+              <w:rPr>
+                <w:sz w:val="22"/>
+                <w:lang w:val="en-US"/>
+              </w:rPr>
+              <w:t>Fx</w:t>
+            </w:r>
+            <w:proofErr w:type="spellEnd"/>
+            <w:r>
+              <w:rPr>
+                <w:sz w:val="22"/>
+                <w:lang w:val="en-US"/>
+              </w:rPr>
+              <w:t>}</w:t>
+            </w:r>
+          </w:p>
+        </w:tc>
+        <w:tc>
+          <w:tcPr>
+            <w:tcW w:w="1984" w:type="dxa"/>
+            <w:gridSpan w:val="3"/>
+            <w:vAlign w:val="center"/>
+          </w:tcPr>
+          <w:p>
+            <w:pPr>
+              <w:pStyle w:val="TableParagraph"/>
+              <w:spacing w:before="6" w:line="269" w:lineRule="exact"/>
+              <w:jc w:val="center"/>
+            </w:pPr>
+            <w:r>
+              <w:t>35-59</w:t>
+            </w:r>
+          </w:p>
+        </w:tc>
+        <w:tc>
+          <w:tcPr>
+            <w:tcW w:w="1843" w:type="dxa"/>
+            <w:gridSpan w:val="3"/>
+            <w:vAlign w:val="center"/>
+          </w:tcPr>
+          <w:p>
+            <w:pPr>
+              <w:pStyle w:val="TableParagraph"/>
+              <w:spacing w:before="6" w:line="269" w:lineRule="exact"/>
+              <w:jc w:val="center"/>
+            </w:pPr>
+            <w:r>
+              <w:t>FX</w:t>
+            </w:r>
+          </w:p>
+        </w:tc>
+        <w:tc>
+          <w:tcPr>
+            <w:tcW w:w="3822" w:type="dxa"/>
+            <w:vMerge w:val="restart"/>
+            <w:vAlign w:val="center"/>
+          </w:tcPr>
+          <w:p>
+            <w:pPr>
+              <w:jc w:val="center"/>
+              <w:rPr>
+                <w:sz w:val="22"/>
+              </w:rPr>
+            </w:pPr>
+            <w:proofErr w:type="spellStart"/>
+            <w:r>
+              <w:rPr>
+                <w:b/>
+                <w:sz w:val="22"/>
+              </w:rPr>
+              <w:t>незараховано</w:t>
+            </w:r>
+            <w:proofErr w:type="spellEnd"/>
+          </w:p>
+        </w:tc>
+      </w:tr>
+      <w:tr>
+        <w:tc>
+          <w:tcPr>
+            <w:tcW w:w="1980" w:type="dxa"/>
+          </w:tcPr>
+          <w:p>
+            <w:pPr>
+              <w:jc w:val="center"/>
+              <w:rPr>
+                <w:sz w:val="22"/>
+                <w:lang w:val="en-US"/>
+              </w:rPr>
+            </w:pPr>
+            <w:r>
+              <w:rPr>
+                <w:sz w:val="22"/>
+                <w:lang w:val="en-US"/>
+              </w:rPr>
+              <w:t>{F}</w:t>
+            </w:r>
+          </w:p>
+        </w:tc>
+        <w:tc>
+          <w:tcPr>
+            <w:tcW w:w="1984" w:type="dxa"/>
+            <w:gridSpan w:val="3"/>
+          </w:tcPr>
+          <w:p>
+            <w:pPr>
+              <w:pStyle w:val="TableParagraph"/>
+              <w:spacing w:line="264" w:lineRule="exact"/>
+              <w:ind w:right="57"/>
+              <w:jc w:val="center"/>
+            </w:pPr>
+            <w:r>
+              <w:t>1-34</w:t>
+            </w:r>
+          </w:p>
+        </w:tc>
+        <w:tc>
+          <w:tcPr>
+            <w:tcW w:w="1843" w:type="dxa"/>
+            <w:gridSpan w:val="3"/>
+            <w:vAlign w:val="center"/>
+          </w:tcPr>
+          <w:p>
+            <w:pPr>
+              <w:pStyle w:val="TableParagraph"/>
+              <w:spacing w:line="264" w:lineRule="exact"/>
+              <w:ind w:left="31"/>
+              <w:jc w:val="center"/>
+            </w:pPr>
+            <w:r>
+              <w:rPr>
+                <w:w w:val="99"/>
+              </w:rPr>
+              <w:t>F</w:t>
+            </w:r>
+          </w:p>
+        </w:tc>
+        <w:tc>
+          <w:tcPr>
+            <w:tcW w:w="3822" w:type="dxa"/>
+            <w:vMerge/>
+          </w:tcPr>
+          <w:p>
+            <w:pPr>
+              <w:rPr>
+                <w:sz w:val="22"/>
+              </w:rPr>
+            </w:pPr>
+          </w:p>
+        </w:tc>
+      </w:tr>
+      <w:tr>
+        <w:tblPrEx>
+          <w:tblLook w:val="0000" w:firstRow="0" w:lastRow="0" w:firstColumn="0" w:lastColumn="0" w:noHBand="0" w:noVBand="0"/>
+        </w:tblPrEx>
+        <w:trPr>
+          <w:trHeight w:val="275"/>
+        </w:trPr>
+        <w:tc>
+          <w:tcPr>
+            <w:tcW w:w="9634" w:type="dxa"/>
+            <w:gridSpan w:val="8"/>
+            <w:tcBorders>
+              <w:top w:val="nil"/>
+              <w:left w:val="nil"/>
+              <w:bottom w:val="nil"/>
+              <w:right w:val="nil"/>
+            </w:tcBorders>
+          </w:tcPr>
+          <w:p>
+            <w:pPr>
+              <w:rPr>
+                <w:b/>
+                <w:sz w:val="22"/>
+              </w:rPr>
+            </w:pPr>
+          </w:p>
+        </w:tc>
+      </w:tr>
+      <w:tr>
+        <w:tc>
+          <w:tcPr>
+            <w:tcW w:w="2689" w:type="dxa"/>
+            <w:gridSpan w:val="2"/>
+            <w:tcBorders>
+              <w:top w:val="nil"/>
+              <w:left w:val="nil"/>
+              <w:bottom w:val="nil"/>
+              <w:right w:val="nil"/>
+            </w:tcBorders>
+          </w:tcPr>
+          <w:p>
+            <w:pPr>
+              <w:rPr>
+                <w:b/>
+                <w:sz w:val="22"/>
+              </w:rPr>
+            </w:pPr>
+            <w:r>
+              <w:rPr>
+                <w:b/>
+                <w:sz w:val="22"/>
+              </w:rPr>
+              <w:t>Екзаменатор (Викладач)</w:t>
+            </w:r>
+          </w:p>
+        </w:tc>
+        <w:tc>
+          <w:tcPr>
+            <w:tcW w:w="362" w:type="dxa"/>
+            <w:tcBorders>
+              <w:top w:val="nil"/>
+              <w:left w:val="nil"/>
+              <w:bottom w:val="nil"/>
+              <w:right w:val="nil"/>
+            </w:tcBorders>
+          </w:tcPr>
+          <w:p>
+            <w:pPr>
+              <w:rPr>
+                <w:sz w:val="22"/>
+              </w:rPr>
+            </w:pPr>
+          </w:p>
+        </w:tc>
+        <w:tc>
+          <w:tcPr>
+            <w:tcW w:w="1763" w:type="dxa"/>
+            <w:gridSpan w:val="2"/>
             <w:tcBorders>
               <w:top w:val="nil"/>
               <w:left w:val="nil"/>
@@ -1699,6 +2749,7 @@
         <w:tc>
           <w:tcPr>
             <w:tcW w:w="4274" w:type="dxa"/>
+            <w:gridSpan w:val="2"/>
             <w:tcBorders>
               <w:top w:val="nil"/>
               <w:left w:val="nil"/>
@@ -1717,7 +2768,6 @@
             </w:pPr>
             <w:r>
               <w:rPr>
-                <w:b/>
                 <w:sz w:val="22"/>
                 <w:lang w:val="en-US"/>
               </w:rPr>
@@ -1726,16 +2776,14 @@
             <w:proofErr w:type="spellStart"/>
             <w:r>
               <w:rPr>
-                <w:b/>
-                <w:sz w:val="22"/>
-                <w:lang w:val="en-US"/>
-              </w:rPr>
-              <w:t>dName</w:t>
+                <w:sz w:val="22"/>
+                <w:lang w:val="en-US"/>
+              </w:rPr>
+              <w:t>tI</w:t>
             </w:r>
             <w:proofErr w:type="spellEnd"/>
             <w:r>
               <w:rPr>
-                <w:b/>
                 <w:sz w:val="22"/>
                 <w:lang w:val="en-US"/>
               </w:rPr>
@@ -1748,6 +2796,7 @@
         <w:tc>
           <w:tcPr>
             <w:tcW w:w="2689" w:type="dxa"/>
+            <w:gridSpan w:val="2"/>
             <w:tcBorders>
               <w:top w:val="nil"/>
               <w:left w:val="nil"/>
@@ -1786,6 +2835,7 @@
         <w:tc>
           <w:tcPr>
             <w:tcW w:w="1763" w:type="dxa"/>
+            <w:gridSpan w:val="2"/>
             <w:tcBorders>
               <w:left w:val="nil"/>
               <w:bottom w:val="nil"/>
@@ -1832,970 +2882,7 @@
         <w:tc>
           <w:tcPr>
             <w:tcW w:w="4274" w:type="dxa"/>
-            <w:tcBorders>
-              <w:left w:val="nil"/>
-              <w:bottom w:val="nil"/>
-              <w:right w:val="nil"/>
-            </w:tcBorders>
-          </w:tcPr>
-          <w:p>
-            <w:pPr>
-              <w:jc w:val="center"/>
-              <w:rPr>
-                <w:sz w:val="16"/>
-                <w:szCs w:val="16"/>
-              </w:rPr>
-            </w:pPr>
-            <w:r>
-              <w:rPr>
-                <w:sz w:val="16"/>
-                <w:szCs w:val="16"/>
-              </w:rPr>
-              <w:t>(</w:t>
-            </w:r>
-            <w:proofErr w:type="spellStart"/>
-            <w:r>
-              <w:rPr>
-                <w:sz w:val="16"/>
-                <w:szCs w:val="16"/>
-              </w:rPr>
-              <w:t>прізвище,ініціали</w:t>
-            </w:r>
-            <w:proofErr w:type="spellEnd"/>
-            <w:r>
-              <w:rPr>
-                <w:sz w:val="16"/>
-                <w:szCs w:val="16"/>
-              </w:rPr>
-              <w:t>)</w:t>
-            </w:r>
-          </w:p>
-        </w:tc>
-      </w:tr>
-    </w:tbl>
-    <w:p/>
-    <w:tbl>
-      <w:tblPr>
-        <w:tblStyle w:val="a3"/>
-        <w:tblW w:w="0" w:type="auto"/>
-        <w:tblLook w:val="04A0" w:firstRow="1" w:lastRow="0" w:firstColumn="1" w:lastColumn="0" w:noHBand="0" w:noVBand="1"/>
-      </w:tblPr>
-      <w:tblGrid>
-        <w:gridCol w:w="1980"/>
-        <w:gridCol w:w="1984"/>
-        <w:gridCol w:w="1843"/>
-        <w:gridCol w:w="3822"/>
-      </w:tblGrid>
-      <w:tr>
-        <w:trPr>
-          <w:trHeight w:val="442"/>
-        </w:trPr>
-        <w:tc>
-          <w:tcPr>
-            <w:tcW w:w="9629" w:type="dxa"/>
-            <w:gridSpan w:val="4"/>
-            <w:tcBorders>
-              <w:top w:val="nil"/>
-              <w:left w:val="nil"/>
-              <w:right w:val="nil"/>
-            </w:tcBorders>
-          </w:tcPr>
-          <w:p>
-            <w:pPr>
-              <w:jc w:val="center"/>
-              <w:rPr>
-                <w:b/>
-                <w:sz w:val="22"/>
-              </w:rPr>
-            </w:pPr>
-            <w:r>
-              <w:rPr>
-                <w:b/>
-                <w:sz w:val="22"/>
-              </w:rPr>
-              <w:t>Підсумки складання заліку</w:t>
-            </w:r>
-          </w:p>
-        </w:tc>
-      </w:tr>
-      <w:tr>
-        <w:trPr>
-          <w:trHeight w:val="608"/>
-        </w:trPr>
-        <w:tc>
-          <w:tcPr>
-            <w:tcW w:w="1980" w:type="dxa"/>
-            <w:vAlign w:val="center"/>
-          </w:tcPr>
-          <w:p>
-            <w:pPr>
-              <w:jc w:val="center"/>
-              <w:rPr>
-                <w:b/>
-                <w:sz w:val="22"/>
-              </w:rPr>
-            </w:pPr>
-            <w:r>
-              <w:rPr>
-                <w:b/>
-                <w:sz w:val="22"/>
-              </w:rPr>
-              <w:t>ВСЬОГО ОЦІНОК</w:t>
-            </w:r>
-          </w:p>
-        </w:tc>
-        <w:tc>
-          <w:tcPr>
-            <w:tcW w:w="1984" w:type="dxa"/>
-            <w:vAlign w:val="center"/>
-          </w:tcPr>
-          <w:p>
-            <w:pPr>
-              <w:jc w:val="center"/>
-              <w:rPr>
-                <w:b/>
-                <w:sz w:val="22"/>
-              </w:rPr>
-            </w:pPr>
-            <w:r>
-              <w:rPr>
-                <w:b/>
-                <w:sz w:val="22"/>
-              </w:rPr>
-              <w:t>СУМА БАЛІВ</w:t>
-            </w:r>
-          </w:p>
-        </w:tc>
-        <w:tc>
-          <w:tcPr>
-            <w:tcW w:w="1843" w:type="dxa"/>
-            <w:vAlign w:val="center"/>
-          </w:tcPr>
-          <w:p>
-            <w:pPr>
-              <w:jc w:val="center"/>
-              <w:rPr>
-                <w:b/>
-                <w:sz w:val="22"/>
-                <w:lang w:val="en-US"/>
-              </w:rPr>
-            </w:pPr>
-            <w:r>
-              <w:rPr>
-                <w:b/>
-                <w:sz w:val="22"/>
-              </w:rPr>
-              <w:t xml:space="preserve">ОЦІНКА </w:t>
-            </w:r>
-            <w:r>
-              <w:rPr>
-                <w:b/>
-                <w:sz w:val="22"/>
-                <w:lang w:val="en-US"/>
-              </w:rPr>
-              <w:t>ECTS</w:t>
-            </w:r>
-          </w:p>
-        </w:tc>
-        <w:tc>
-          <w:tcPr>
-            <w:tcW w:w="3822" w:type="dxa"/>
-            <w:vAlign w:val="center"/>
-          </w:tcPr>
-          <w:p>
-            <w:pPr>
-              <w:jc w:val="center"/>
-              <w:rPr>
-                <w:b/>
-                <w:sz w:val="22"/>
-              </w:rPr>
-            </w:pPr>
-            <w:r>
-              <w:rPr>
-                <w:b/>
-                <w:sz w:val="22"/>
-              </w:rPr>
-              <w:t>ОЦІНКА ЗА НАЦІОНАЛЬНОЮ ШКАЛОЮ</w:t>
-            </w:r>
-          </w:p>
-        </w:tc>
-      </w:tr>
-      <w:tr>
-        <w:tc>
-          <w:tcPr>
-            <w:tcW w:w="1980" w:type="dxa"/>
-          </w:tcPr>
-          <w:p>
-            <w:pPr>
-              <w:jc w:val="center"/>
-              <w:rPr>
-                <w:sz w:val="22"/>
-                <w:lang w:val="en-US"/>
-              </w:rPr>
-            </w:pPr>
-            <w:r>
-              <w:rPr>
-                <w:sz w:val="22"/>
-                <w:lang w:val="en-US"/>
-              </w:rPr>
-              <w:t>{A}</w:t>
-            </w:r>
-          </w:p>
-        </w:tc>
-        <w:tc>
-          <w:tcPr>
-            <w:tcW w:w="1984" w:type="dxa"/>
-            <w:vAlign w:val="center"/>
-          </w:tcPr>
-          <w:p>
-            <w:pPr>
-              <w:pStyle w:val="TableParagraph"/>
-              <w:spacing w:line="263" w:lineRule="exact"/>
-              <w:jc w:val="center"/>
-            </w:pPr>
-            <w:r>
-              <w:t>90-100</w:t>
-            </w:r>
-          </w:p>
-        </w:tc>
-        <w:tc>
-          <w:tcPr>
-            <w:tcW w:w="1843" w:type="dxa"/>
-            <w:vAlign w:val="center"/>
-          </w:tcPr>
-          <w:p>
-            <w:pPr>
-              <w:pStyle w:val="TableParagraph"/>
-              <w:spacing w:line="263" w:lineRule="exact"/>
-              <w:ind w:left="27"/>
-              <w:jc w:val="center"/>
-            </w:pPr>
-            <w:r>
-              <w:rPr>
-                <w:w w:val="99"/>
-              </w:rPr>
-              <w:t>А</w:t>
-            </w:r>
-          </w:p>
-        </w:tc>
-        <w:tc>
-          <w:tcPr>
-            <w:tcW w:w="3822" w:type="dxa"/>
-            <w:vMerge w:val="restart"/>
-            <w:vAlign w:val="center"/>
-          </w:tcPr>
-          <w:p>
-            <w:pPr>
-              <w:jc w:val="center"/>
-              <w:rPr>
-                <w:sz w:val="22"/>
-              </w:rPr>
-            </w:pPr>
-            <w:r>
-              <w:rPr>
-                <w:b/>
-                <w:sz w:val="22"/>
-              </w:rPr>
-              <w:t>зараховано</w:t>
-            </w:r>
-          </w:p>
-        </w:tc>
-      </w:tr>
-      <w:tr>
-        <w:tc>
-          <w:tcPr>
-            <w:tcW w:w="1980" w:type="dxa"/>
-          </w:tcPr>
-          <w:p>
-            <w:pPr>
-              <w:jc w:val="center"/>
-              <w:rPr>
-                <w:sz w:val="22"/>
-                <w:lang w:val="en-US"/>
-              </w:rPr>
-            </w:pPr>
-            <w:r>
-              <w:rPr>
-                <w:sz w:val="22"/>
-                <w:lang w:val="en-US"/>
-              </w:rPr>
-              <w:t>{B}</w:t>
-            </w:r>
-          </w:p>
-        </w:tc>
-        <w:tc>
-          <w:tcPr>
-            <w:tcW w:w="1984" w:type="dxa"/>
-            <w:vAlign w:val="center"/>
-          </w:tcPr>
-          <w:p>
-            <w:pPr>
-              <w:pStyle w:val="TableParagraph"/>
-              <w:spacing w:line="260" w:lineRule="exact"/>
-              <w:jc w:val="center"/>
-            </w:pPr>
-            <w:r>
-              <w:t>82-89</w:t>
-            </w:r>
-          </w:p>
-        </w:tc>
-        <w:tc>
-          <w:tcPr>
-            <w:tcW w:w="1843" w:type="dxa"/>
-            <w:vAlign w:val="center"/>
-          </w:tcPr>
-          <w:p>
-            <w:pPr>
-              <w:pStyle w:val="TableParagraph"/>
-              <w:spacing w:line="260" w:lineRule="exact"/>
-              <w:ind w:left="33"/>
-              <w:jc w:val="center"/>
-            </w:pPr>
-            <w:r>
-              <w:rPr>
-                <w:w w:val="99"/>
-              </w:rPr>
-              <w:t>B</w:t>
-            </w:r>
-          </w:p>
-        </w:tc>
-        <w:tc>
-          <w:tcPr>
-            <w:tcW w:w="3822" w:type="dxa"/>
-            <w:vMerge/>
-            <w:vAlign w:val="center"/>
-          </w:tcPr>
-          <w:p>
-            <w:pPr>
-              <w:jc w:val="center"/>
-              <w:rPr>
-                <w:sz w:val="22"/>
-              </w:rPr>
-            </w:pPr>
-          </w:p>
-        </w:tc>
-      </w:tr>
-      <w:tr>
-        <w:tc>
-          <w:tcPr>
-            <w:tcW w:w="1980" w:type="dxa"/>
-          </w:tcPr>
-          <w:p>
-            <w:pPr>
-              <w:jc w:val="center"/>
-              <w:rPr>
-                <w:sz w:val="22"/>
-                <w:lang w:val="en-US"/>
-              </w:rPr>
-            </w:pPr>
-            <w:r>
-              <w:rPr>
-                <w:sz w:val="22"/>
-                <w:lang w:val="en-US"/>
-              </w:rPr>
-              <w:t>{C}</w:t>
-            </w:r>
-          </w:p>
-        </w:tc>
-        <w:tc>
-          <w:tcPr>
-            <w:tcW w:w="1984" w:type="dxa"/>
-            <w:vAlign w:val="center"/>
-          </w:tcPr>
-          <w:p>
-            <w:pPr>
-              <w:pStyle w:val="TableParagraph"/>
-              <w:spacing w:line="265" w:lineRule="exact"/>
-              <w:jc w:val="center"/>
-            </w:pPr>
-            <w:r>
-              <w:t>74-81</w:t>
-            </w:r>
-          </w:p>
-        </w:tc>
-        <w:tc>
-          <w:tcPr>
-            <w:tcW w:w="1843" w:type="dxa"/>
-            <w:vAlign w:val="center"/>
-          </w:tcPr>
-          <w:p>
-            <w:pPr>
-              <w:pStyle w:val="TableParagraph"/>
-              <w:spacing w:line="265" w:lineRule="exact"/>
-              <w:ind w:left="28"/>
-              <w:jc w:val="center"/>
-            </w:pPr>
-            <w:r>
-              <w:rPr>
-                <w:w w:val="99"/>
-              </w:rPr>
-              <w:t>C</w:t>
-            </w:r>
-          </w:p>
-        </w:tc>
-        <w:tc>
-          <w:tcPr>
-            <w:tcW w:w="3822" w:type="dxa"/>
-            <w:vMerge/>
-            <w:vAlign w:val="center"/>
-          </w:tcPr>
-          <w:p>
-            <w:pPr>
-              <w:jc w:val="center"/>
-              <w:rPr>
-                <w:sz w:val="22"/>
-              </w:rPr>
-            </w:pPr>
-          </w:p>
-        </w:tc>
-      </w:tr>
-      <w:tr>
-        <w:tc>
-          <w:tcPr>
-            <w:tcW w:w="1980" w:type="dxa"/>
-          </w:tcPr>
-          <w:p>
-            <w:pPr>
-              <w:jc w:val="center"/>
-              <w:rPr>
-                <w:sz w:val="22"/>
-                <w:lang w:val="en-US"/>
-              </w:rPr>
-            </w:pPr>
-            <w:r>
-              <w:rPr>
-                <w:sz w:val="22"/>
-                <w:lang w:val="en-US"/>
-              </w:rPr>
-              <w:t>{D}</w:t>
-            </w:r>
-          </w:p>
-        </w:tc>
-        <w:tc>
-          <w:tcPr>
-            <w:tcW w:w="1984" w:type="dxa"/>
-            <w:vAlign w:val="center"/>
-          </w:tcPr>
-          <w:p>
-            <w:pPr>
-              <w:pStyle w:val="TableParagraph"/>
-              <w:spacing w:before="6" w:line="269" w:lineRule="exact"/>
-              <w:jc w:val="center"/>
-            </w:pPr>
-            <w:r>
-              <w:t>64-73</w:t>
-            </w:r>
-          </w:p>
-        </w:tc>
-        <w:tc>
-          <w:tcPr>
-            <w:tcW w:w="1843" w:type="dxa"/>
-            <w:vAlign w:val="center"/>
-          </w:tcPr>
-          <w:p>
-            <w:pPr>
-              <w:pStyle w:val="TableParagraph"/>
-              <w:spacing w:before="6" w:line="269" w:lineRule="exact"/>
-              <w:ind w:left="27"/>
-              <w:jc w:val="center"/>
-            </w:pPr>
-            <w:r>
-              <w:rPr>
-                <w:w w:val="99"/>
-              </w:rPr>
-              <w:t>D</w:t>
-            </w:r>
-          </w:p>
-        </w:tc>
-        <w:tc>
-          <w:tcPr>
-            <w:tcW w:w="3822" w:type="dxa"/>
-            <w:vMerge/>
-            <w:vAlign w:val="center"/>
-          </w:tcPr>
-          <w:p>
-            <w:pPr>
-              <w:jc w:val="center"/>
-              <w:rPr>
-                <w:sz w:val="22"/>
-              </w:rPr>
-            </w:pPr>
-          </w:p>
-        </w:tc>
-      </w:tr>
-      <w:tr>
-        <w:tc>
-          <w:tcPr>
-            <w:tcW w:w="1980" w:type="dxa"/>
-          </w:tcPr>
-          <w:p>
-            <w:pPr>
-              <w:jc w:val="center"/>
-              <w:rPr>
-                <w:sz w:val="22"/>
-                <w:lang w:val="en-US"/>
-              </w:rPr>
-            </w:pPr>
-            <w:r>
-              <w:rPr>
-                <w:sz w:val="22"/>
-                <w:lang w:val="en-US"/>
-              </w:rPr>
-              <w:t>{E}</w:t>
-            </w:r>
-          </w:p>
-        </w:tc>
-        <w:tc>
-          <w:tcPr>
-            <w:tcW w:w="1984" w:type="dxa"/>
-            <w:vAlign w:val="center"/>
-          </w:tcPr>
-          <w:p>
-            <w:pPr>
-              <w:pStyle w:val="TableParagraph"/>
-              <w:spacing w:line="267" w:lineRule="exact"/>
-              <w:jc w:val="center"/>
-            </w:pPr>
-            <w:r>
-              <w:t>60-63</w:t>
-            </w:r>
-          </w:p>
-        </w:tc>
-        <w:tc>
-          <w:tcPr>
-            <w:tcW w:w="1843" w:type="dxa"/>
-            <w:vAlign w:val="center"/>
-          </w:tcPr>
-          <w:p>
-            <w:pPr>
-              <w:pStyle w:val="TableParagraph"/>
-              <w:spacing w:line="267" w:lineRule="exact"/>
-              <w:ind w:left="29"/>
-              <w:jc w:val="center"/>
-            </w:pPr>
-            <w:r>
-              <w:rPr>
-                <w:w w:val="99"/>
-              </w:rPr>
-              <w:t>E</w:t>
-            </w:r>
-          </w:p>
-        </w:tc>
-        <w:tc>
-          <w:tcPr>
-            <w:tcW w:w="3822" w:type="dxa"/>
-            <w:vMerge/>
-            <w:vAlign w:val="center"/>
-          </w:tcPr>
-          <w:p>
-            <w:pPr>
-              <w:jc w:val="center"/>
-              <w:rPr>
-                <w:sz w:val="22"/>
-              </w:rPr>
-            </w:pPr>
-          </w:p>
-        </w:tc>
-      </w:tr>
-      <w:tr>
-        <w:tc>
-          <w:tcPr>
-            <w:tcW w:w="1980" w:type="dxa"/>
-          </w:tcPr>
-          <w:p>
-            <w:pPr>
-              <w:jc w:val="center"/>
-              <w:rPr>
-                <w:sz w:val="22"/>
-                <w:lang w:val="en-US"/>
-              </w:rPr>
-            </w:pPr>
-            <w:r>
-              <w:rPr>
-                <w:sz w:val="22"/>
-                <w:lang w:val="en-US"/>
-              </w:rPr>
-              <w:t>{</w:t>
-            </w:r>
-            <w:proofErr w:type="spellStart"/>
-            <w:r>
-              <w:rPr>
-                <w:sz w:val="22"/>
-                <w:lang w:val="en-US"/>
-              </w:rPr>
-              <w:t>Fx</w:t>
-            </w:r>
-            <w:proofErr w:type="spellEnd"/>
-            <w:r>
-              <w:rPr>
-                <w:sz w:val="22"/>
-                <w:lang w:val="en-US"/>
-              </w:rPr>
-              <w:t>}</w:t>
-            </w:r>
-          </w:p>
-        </w:tc>
-        <w:tc>
-          <w:tcPr>
-            <w:tcW w:w="1984" w:type="dxa"/>
-            <w:vAlign w:val="center"/>
-          </w:tcPr>
-          <w:p>
-            <w:pPr>
-              <w:pStyle w:val="TableParagraph"/>
-              <w:spacing w:before="6" w:line="269" w:lineRule="exact"/>
-              <w:jc w:val="center"/>
-            </w:pPr>
-            <w:r>
-              <w:t>35-59</w:t>
-            </w:r>
-          </w:p>
-        </w:tc>
-        <w:tc>
-          <w:tcPr>
-            <w:tcW w:w="1843" w:type="dxa"/>
-            <w:vAlign w:val="center"/>
-          </w:tcPr>
-          <w:p>
-            <w:pPr>
-              <w:pStyle w:val="TableParagraph"/>
-              <w:spacing w:before="6" w:line="269" w:lineRule="exact"/>
-              <w:jc w:val="center"/>
-            </w:pPr>
-            <w:r>
-              <w:t>FX</w:t>
-            </w:r>
-          </w:p>
-        </w:tc>
-        <w:tc>
-          <w:tcPr>
-            <w:tcW w:w="3822" w:type="dxa"/>
-            <w:vMerge w:val="restart"/>
-            <w:vAlign w:val="center"/>
-          </w:tcPr>
-          <w:p>
-            <w:pPr>
-              <w:jc w:val="center"/>
-              <w:rPr>
-                <w:sz w:val="22"/>
-              </w:rPr>
-            </w:pPr>
-            <w:proofErr w:type="spellStart"/>
-            <w:r>
-              <w:rPr>
-                <w:b/>
-                <w:sz w:val="22"/>
-              </w:rPr>
-              <w:t>незараховано</w:t>
-            </w:r>
-            <w:proofErr w:type="spellEnd"/>
-          </w:p>
-        </w:tc>
-      </w:tr>
-      <w:tr>
-        <w:tc>
-          <w:tcPr>
-            <w:tcW w:w="1980" w:type="dxa"/>
-          </w:tcPr>
-          <w:p>
-            <w:pPr>
-              <w:jc w:val="center"/>
-              <w:rPr>
-                <w:sz w:val="22"/>
-                <w:lang w:val="en-US"/>
-              </w:rPr>
-            </w:pPr>
-            <w:r>
-              <w:rPr>
-                <w:sz w:val="22"/>
-                <w:lang w:val="en-US"/>
-              </w:rPr>
-              <w:t>{F}</w:t>
-            </w:r>
-          </w:p>
-        </w:tc>
-        <w:tc>
-          <w:tcPr>
-            <w:tcW w:w="1984" w:type="dxa"/>
-          </w:tcPr>
-          <w:p>
-            <w:pPr>
-              <w:pStyle w:val="TableParagraph"/>
-              <w:spacing w:line="264" w:lineRule="exact"/>
-              <w:ind w:right="57"/>
-              <w:jc w:val="center"/>
-            </w:pPr>
-            <w:r>
-              <w:t>1-34</w:t>
-            </w:r>
-          </w:p>
-        </w:tc>
-        <w:tc>
-          <w:tcPr>
-            <w:tcW w:w="1843" w:type="dxa"/>
-            <w:vAlign w:val="center"/>
-          </w:tcPr>
-          <w:p>
-            <w:pPr>
-              <w:pStyle w:val="TableParagraph"/>
-              <w:spacing w:line="264" w:lineRule="exact"/>
-              <w:ind w:left="31"/>
-              <w:jc w:val="center"/>
-            </w:pPr>
-            <w:r>
-              <w:rPr>
-                <w:w w:val="99"/>
-              </w:rPr>
-              <w:t>F</w:t>
-            </w:r>
-          </w:p>
-        </w:tc>
-        <w:tc>
-          <w:tcPr>
-            <w:tcW w:w="3822" w:type="dxa"/>
-            <w:vMerge/>
-          </w:tcPr>
-          <w:p>
-            <w:pPr>
-              <w:rPr>
-                <w:sz w:val="22"/>
-              </w:rPr>
-            </w:pPr>
-          </w:p>
-        </w:tc>
-      </w:tr>
-    </w:tbl>
-    <w:p/>
-    <w:tbl>
-      <w:tblPr>
-        <w:tblStyle w:val="a3"/>
-        <w:tblW w:w="9634" w:type="dxa"/>
-        <w:tblLook w:val="04A0" w:firstRow="1" w:lastRow="0" w:firstColumn="1" w:lastColumn="0" w:noHBand="0" w:noVBand="1"/>
-      </w:tblPr>
-      <w:tblGrid>
-        <w:gridCol w:w="2689"/>
-        <w:gridCol w:w="362"/>
-        <w:gridCol w:w="1763"/>
-        <w:gridCol w:w="546"/>
-        <w:gridCol w:w="4274"/>
-      </w:tblGrid>
-      <w:tr>
-        <w:tc>
-          <w:tcPr>
-            <w:tcW w:w="2689" w:type="dxa"/>
-            <w:tcBorders>
-              <w:top w:val="nil"/>
-              <w:left w:val="nil"/>
-              <w:bottom w:val="nil"/>
-              <w:right w:val="nil"/>
-            </w:tcBorders>
-          </w:tcPr>
-          <w:p>
-            <w:pPr>
-              <w:rPr>
-                <w:b/>
-                <w:sz w:val="22"/>
-              </w:rPr>
-            </w:pPr>
-            <w:r>
-              <w:rPr>
-                <w:b/>
-                <w:sz w:val="22"/>
-              </w:rPr>
-              <w:t>Екзаменатор (Викладач)</w:t>
-            </w:r>
-          </w:p>
-        </w:tc>
-        <w:tc>
-          <w:tcPr>
-            <w:tcW w:w="362" w:type="dxa"/>
-            <w:tcBorders>
-              <w:top w:val="nil"/>
-              <w:left w:val="nil"/>
-              <w:bottom w:val="nil"/>
-              <w:right w:val="nil"/>
-            </w:tcBorders>
-          </w:tcPr>
-          <w:p>
-            <w:pPr>
-              <w:rPr>
-                <w:sz w:val="22"/>
-              </w:rPr>
-            </w:pPr>
-          </w:p>
-        </w:tc>
-        <w:tc>
-          <w:tcPr>
-            <w:tcW w:w="1763" w:type="dxa"/>
-            <w:tcBorders>
-              <w:top w:val="nil"/>
-              <w:left w:val="nil"/>
-              <w:bottom w:val="single" w:sz="4" w:space="0" w:color="auto"/>
-              <w:right w:val="nil"/>
-            </w:tcBorders>
-          </w:tcPr>
-          <w:p>
-            <w:pPr>
-              <w:rPr>
-                <w:sz w:val="22"/>
-              </w:rPr>
-            </w:pPr>
-          </w:p>
-        </w:tc>
-        <w:tc>
-          <w:tcPr>
-            <w:tcW w:w="546" w:type="dxa"/>
-            <w:tcBorders>
-              <w:top w:val="nil"/>
-              <w:left w:val="nil"/>
-              <w:bottom w:val="nil"/>
-              <w:right w:val="nil"/>
-            </w:tcBorders>
-            <w:vAlign w:val="center"/>
-          </w:tcPr>
-          <w:p>
-            <w:pPr>
-              <w:jc w:val="center"/>
-              <w:rPr>
-                <w:sz w:val="22"/>
-                <w:lang w:val="en-US"/>
-              </w:rPr>
-            </w:pPr>
-          </w:p>
-        </w:tc>
-        <w:tc>
-          <w:tcPr>
-            <w:tcW w:w="4274" w:type="dxa"/>
-            <w:tcBorders>
-              <w:top w:val="nil"/>
-              <w:left w:val="nil"/>
-              <w:bottom w:val="single" w:sz="4" w:space="0" w:color="auto"/>
-              <w:right w:val="nil"/>
-            </w:tcBorders>
-            <w:vAlign w:val="center"/>
-          </w:tcPr>
-          <w:p>
-            <w:pPr>
-              <w:jc w:val="center"/>
-              <w:rPr>
-                <w:sz w:val="22"/>
-                <w:lang w:val="en-US"/>
-              </w:rPr>
-            </w:pPr>
-            <w:r>
-              <w:rPr>
-                <w:sz w:val="22"/>
-                <w:lang w:val="en-US"/>
-              </w:rPr>
-              <w:t>{</w:t>
-            </w:r>
-            <w:proofErr w:type="spellStart"/>
-            <w:r>
-              <w:rPr>
-                <w:sz w:val="22"/>
-                <w:lang w:val="en-US"/>
-              </w:rPr>
-              <w:t>tI</w:t>
-            </w:r>
-            <w:proofErr w:type="spellEnd"/>
-            <w:r>
-              <w:rPr>
-                <w:sz w:val="22"/>
-                <w:lang w:val="en-US"/>
-              </w:rPr>
-              <w:t>}</w:t>
-            </w:r>
-          </w:p>
-        </w:tc>
-      </w:tr>
-      <w:tr>
-        <w:tc>
-          <w:tcPr>
-            <w:tcW w:w="2689" w:type="dxa"/>
-            <w:tcBorders>
-              <w:top w:val="nil"/>
-              <w:left w:val="nil"/>
-              <w:bottom w:val="nil"/>
-              <w:right w:val="nil"/>
-            </w:tcBorders>
-          </w:tcPr>
-          <w:p>
-            <w:pPr>
-              <w:rPr>
-                <w:sz w:val="22"/>
-              </w:rPr>
-            </w:pPr>
-          </w:p>
-        </w:tc>
-        <w:tc>
-          <w:tcPr>
-            <w:tcW w:w="362" w:type="dxa"/>
-            <w:tcBorders>
-              <w:top w:val="nil"/>
-              <w:left w:val="nil"/>
-              <w:bottom w:val="nil"/>
-              <w:right w:val="nil"/>
-            </w:tcBorders>
-          </w:tcPr>
-          <w:p>
-            <w:pPr>
-              <w:jc w:val="center"/>
-              <w:rPr>
-                <w:sz w:val="16"/>
-                <w:szCs w:val="16"/>
-              </w:rPr>
-            </w:pPr>
-          </w:p>
-        </w:tc>
-        <w:tc>
-          <w:tcPr>
-            <w:tcW w:w="1763" w:type="dxa"/>
-            <w:tcBorders>
-              <w:left w:val="nil"/>
-              <w:bottom w:val="nil"/>
-              <w:right w:val="nil"/>
-            </w:tcBorders>
-          </w:tcPr>
-          <w:p>
-            <w:pPr>
-              <w:jc w:val="center"/>
-              <w:rPr>
-                <w:sz w:val="16"/>
-                <w:szCs w:val="16"/>
-              </w:rPr>
-            </w:pPr>
-            <w:r>
-              <w:rPr>
-                <w:sz w:val="16"/>
-                <w:szCs w:val="16"/>
-              </w:rPr>
-              <w:t>(підпис)</w:t>
-            </w:r>
-          </w:p>
-        </w:tc>
-        <w:tc>
-          <w:tcPr>
-            <w:tcW w:w="546" w:type="dxa"/>
-            <w:tcBorders>
-              <w:top w:val="nil"/>
-              <w:left w:val="nil"/>
-              <w:bottom w:val="nil"/>
-              <w:right w:val="nil"/>
-            </w:tcBorders>
-          </w:tcPr>
-          <w:p>
-            <w:pPr>
-              <w:jc w:val="center"/>
-              <w:rPr>
-                <w:sz w:val="16"/>
-                <w:szCs w:val="16"/>
-              </w:rPr>
-            </w:pPr>
-          </w:p>
-        </w:tc>
-        <w:tc>
-          <w:tcPr>
-            <w:tcW w:w="4274" w:type="dxa"/>
+            <w:gridSpan w:val="2"/>
             <w:tcBorders>
               <w:left w:val="nil"/>
               <w:bottom w:val="nil"/>
